--- a/GentisicAcid/GentisicAcid.docx
+++ b/GentisicAcid/GentisicAcid.docx
@@ -9,19 +9,11 @@
           <w:lang w:val="en-US"/>
         </w:rPr>
       </w:pPr>
-      <w:proofErr w:type="spellStart"/>
       <w:r>
         <w:rPr>
           <w:lang w:val="en-US"/>
         </w:rPr>
-        <w:t>Gentisic</w:t>
-      </w:r>
-      <w:proofErr w:type="spellEnd"/>
-      <w:r>
-        <w:rPr>
-          <w:lang w:val="en-US"/>
-        </w:rPr>
-        <w:t xml:space="preserve"> Acid</w:t>
+        <w:t>Gentisic Acid</w:t>
       </w:r>
     </w:p>
     <w:p>
@@ -85,7 +77,7 @@
           <v:shape id="_x0000_i1025" type="#_x0000_t75" style="width:91.5pt;height:81pt" o:ole="">
             <v:imagedata r:id="rId6" o:title=""/>
           </v:shape>
-          <o:OLEObject Type="Embed" ProgID="ACD.ChemSketch.20" ShapeID="_x0000_i1025" DrawAspect="Content" ObjectID="_1836471130" r:id="rId7"/>
+          <o:OLEObject Type="Embed" ProgID="ACD.ChemSketch.20" ShapeID="_x0000_i1025" DrawAspect="Content" ObjectID="_1836477963" r:id="rId7"/>
         </w:object>
       </w:r>
     </w:p>
@@ -110,13 +102,8 @@
       <w:r>
         <w:t xml:space="preserve">.  The molecular diagram of </w:t>
       </w:r>
-      <w:proofErr w:type="spellStart"/>
       <w:r>
-        <w:t>Gentisic</w:t>
-      </w:r>
-      <w:proofErr w:type="spellEnd"/>
-      <w:r>
-        <w:t xml:space="preserve"> Acid</w:t>
+        <w:t>Gentisic Acid</w:t>
       </w:r>
       <w:r>
         <w:t>.</w:t>
@@ -151,17 +138,26 @@
     <w:tbl>
       <w:tblPr>
         <w:tblStyle w:val="TableGrid"/>
-        <w:tblW w:w="0" w:type="auto"/>
+        <w:tblW w:w="10456" w:type="dxa"/>
+        <w:tblInd w:w="-25" w:type="dxa"/>
         <w:tblLook w:val="04A0" w:firstRow="1" w:lastRow="0" w:firstColumn="1" w:lastColumn="0" w:noHBand="0" w:noVBand="1"/>
       </w:tblPr>
       <w:tblGrid>
-        <w:gridCol w:w="2810"/>
-        <w:gridCol w:w="7596"/>
+        <w:gridCol w:w="25"/>
+        <w:gridCol w:w="2808"/>
+        <w:gridCol w:w="7593"/>
+        <w:gridCol w:w="30"/>
       </w:tblGrid>
       <w:tr>
-        <w:tc>
-          <w:tcPr>
-            <w:tcW w:w="2830" w:type="dxa"/>
+        <w:trPr>
+          <w:gridBefore w:val="1"/>
+          <w:gridAfter w:val="1"/>
+          <w:wBefore w:w="25" w:type="dxa"/>
+          <w:wAfter w:w="25" w:type="dxa"/>
+        </w:trPr>
+        <w:tc>
+          <w:tcPr>
+            <w:tcW w:w="2810" w:type="dxa"/>
             <w:tcBorders>
               <w:top w:val="single" w:sz="24" w:space="0" w:color="auto"/>
               <w:left w:val="single" w:sz="24" w:space="0" w:color="auto"/>
@@ -183,7 +179,7 @@
         </w:tc>
         <w:tc>
           <w:tcPr>
-            <w:tcW w:w="7626" w:type="dxa"/>
+            <w:tcW w:w="7596" w:type="dxa"/>
             <w:tcBorders>
               <w:top w:val="single" w:sz="24" w:space="0" w:color="auto"/>
               <w:right w:val="single" w:sz="24" w:space="0" w:color="auto"/>
@@ -205,9 +201,15 @@
         </w:tc>
       </w:tr>
       <w:tr>
-        <w:tc>
-          <w:tcPr>
-            <w:tcW w:w="2830" w:type="dxa"/>
+        <w:trPr>
+          <w:gridBefore w:val="1"/>
+          <w:gridAfter w:val="1"/>
+          <w:wBefore w:w="25" w:type="dxa"/>
+          <w:wAfter w:w="25" w:type="dxa"/>
+        </w:trPr>
+        <w:tc>
+          <w:tcPr>
+            <w:tcW w:w="2810" w:type="dxa"/>
             <w:tcBorders>
               <w:left w:val="single" w:sz="24" w:space="0" w:color="auto"/>
             </w:tcBorders>
@@ -228,7 +230,7 @@
         </w:tc>
         <w:tc>
           <w:tcPr>
-            <w:tcW w:w="7626" w:type="dxa"/>
+            <w:tcW w:w="7596" w:type="dxa"/>
             <w:tcBorders>
               <w:right w:val="single" w:sz="24" w:space="0" w:color="auto"/>
             </w:tcBorders>
@@ -249,9 +251,15 @@
         </w:tc>
       </w:tr>
       <w:tr>
-        <w:tc>
-          <w:tcPr>
-            <w:tcW w:w="2830" w:type="dxa"/>
+        <w:trPr>
+          <w:gridBefore w:val="1"/>
+          <w:gridAfter w:val="1"/>
+          <w:wBefore w:w="25" w:type="dxa"/>
+          <w:wAfter w:w="25" w:type="dxa"/>
+        </w:trPr>
+        <w:tc>
+          <w:tcPr>
+            <w:tcW w:w="2810" w:type="dxa"/>
             <w:tcBorders>
               <w:left w:val="single" w:sz="24" w:space="0" w:color="auto"/>
             </w:tcBorders>
@@ -272,7 +280,7 @@
         </w:tc>
         <w:tc>
           <w:tcPr>
-            <w:tcW w:w="7626" w:type="dxa"/>
+            <w:tcW w:w="7596" w:type="dxa"/>
             <w:tcBorders>
               <w:right w:val="single" w:sz="24" w:space="0" w:color="auto"/>
             </w:tcBorders>
@@ -283,27 +291,25 @@
                 <w:lang w:val="en-US"/>
               </w:rPr>
             </w:pPr>
-            <w:proofErr w:type="spellStart"/>
-            <w:r>
-              <w:rPr>
-                <w:lang w:val="en-US"/>
-              </w:rPr>
-              <w:t>Gentisic</w:t>
-            </w:r>
-            <w:proofErr w:type="spellEnd"/>
-            <w:r>
-              <w:rPr>
-                <w:lang w:val="en-US"/>
-              </w:rPr>
-              <w:t xml:space="preserve"> Acid</w:t>
-            </w:r>
-          </w:p>
-        </w:tc>
-      </w:tr>
-      <w:tr>
-        <w:tc>
-          <w:tcPr>
-            <w:tcW w:w="2830" w:type="dxa"/>
+            <w:r>
+              <w:rPr>
+                <w:lang w:val="en-US"/>
+              </w:rPr>
+              <w:t>Gentisic Acid</w:t>
+            </w:r>
+          </w:p>
+        </w:tc>
+      </w:tr>
+      <w:tr>
+        <w:trPr>
+          <w:gridBefore w:val="1"/>
+          <w:gridAfter w:val="1"/>
+          <w:wBefore w:w="25" w:type="dxa"/>
+          <w:wAfter w:w="25" w:type="dxa"/>
+        </w:trPr>
+        <w:tc>
+          <w:tcPr>
+            <w:tcW w:w="2810" w:type="dxa"/>
             <w:tcBorders>
               <w:left w:val="single" w:sz="24" w:space="0" w:color="auto"/>
             </w:tcBorders>
@@ -324,7 +330,7 @@
         </w:tc>
         <w:tc>
           <w:tcPr>
-            <w:tcW w:w="7626" w:type="dxa"/>
+            <w:tcW w:w="7596" w:type="dxa"/>
             <w:tcBorders>
               <w:right w:val="single" w:sz="24" w:space="0" w:color="auto"/>
             </w:tcBorders>
@@ -345,9 +351,15 @@
         </w:tc>
       </w:tr>
       <w:tr>
-        <w:tc>
-          <w:tcPr>
-            <w:tcW w:w="2830" w:type="dxa"/>
+        <w:trPr>
+          <w:gridBefore w:val="1"/>
+          <w:gridAfter w:val="1"/>
+          <w:wBefore w:w="25" w:type="dxa"/>
+          <w:wAfter w:w="25" w:type="dxa"/>
+        </w:trPr>
+        <w:tc>
+          <w:tcPr>
+            <w:tcW w:w="2810" w:type="dxa"/>
             <w:tcBorders>
               <w:left w:val="single" w:sz="24" w:space="0" w:color="auto"/>
             </w:tcBorders>
@@ -368,7 +380,7 @@
         </w:tc>
         <w:tc>
           <w:tcPr>
-            <w:tcW w:w="7626" w:type="dxa"/>
+            <w:tcW w:w="7596" w:type="dxa"/>
             <w:tcBorders>
               <w:right w:val="single" w:sz="24" w:space="0" w:color="auto"/>
             </w:tcBorders>
@@ -379,27 +391,25 @@
                 <w:lang w:val="en-US"/>
               </w:rPr>
             </w:pPr>
-            <w:proofErr w:type="spellStart"/>
-            <w:r>
-              <w:rPr>
-                <w:lang w:val="en-US"/>
-              </w:rPr>
-              <w:t>Gentisic</w:t>
-            </w:r>
-            <w:proofErr w:type="spellEnd"/>
-            <w:r>
-              <w:rPr>
-                <w:lang w:val="en-US"/>
-              </w:rPr>
-              <w:t xml:space="preserve"> Acid</w:t>
-            </w:r>
-          </w:p>
-        </w:tc>
-      </w:tr>
-      <w:tr>
-        <w:tc>
-          <w:tcPr>
-            <w:tcW w:w="2830" w:type="dxa"/>
+            <w:r>
+              <w:rPr>
+                <w:lang w:val="en-US"/>
+              </w:rPr>
+              <w:t>Gentisic Acid</w:t>
+            </w:r>
+          </w:p>
+        </w:tc>
+      </w:tr>
+      <w:tr>
+        <w:trPr>
+          <w:gridBefore w:val="1"/>
+          <w:gridAfter w:val="1"/>
+          <w:wBefore w:w="25" w:type="dxa"/>
+          <w:wAfter w:w="25" w:type="dxa"/>
+        </w:trPr>
+        <w:tc>
+          <w:tcPr>
+            <w:tcW w:w="2810" w:type="dxa"/>
             <w:tcBorders>
               <w:left w:val="single" w:sz="24" w:space="0" w:color="auto"/>
               <w:bottom w:val="single" w:sz="24" w:space="0" w:color="auto"/>
@@ -415,21 +425,13 @@
               <w:rPr>
                 <w:lang w:val="en-US"/>
               </w:rPr>
-              <w:t xml:space="preserve">CSD </w:t>
-            </w:r>
-            <w:proofErr w:type="spellStart"/>
-            <w:r>
-              <w:rPr>
-                <w:lang w:val="en-US"/>
-              </w:rPr>
-              <w:t>Refcodes</w:t>
-            </w:r>
-            <w:proofErr w:type="spellEnd"/>
-          </w:p>
-        </w:tc>
-        <w:tc>
-          <w:tcPr>
-            <w:tcW w:w="7626" w:type="dxa"/>
+              <w:t>CSD Refcodes</w:t>
+            </w:r>
+          </w:p>
+        </w:tc>
+        <w:tc>
+          <w:tcPr>
+            <w:tcW w:w="7596" w:type="dxa"/>
             <w:tcBorders>
               <w:bottom w:val="single" w:sz="24" w:space="0" w:color="auto"/>
               <w:right w:val="single" w:sz="24" w:space="0" w:color="auto"/>
@@ -451,9 +453,15 @@
         </w:tc>
       </w:tr>
       <w:tr>
-        <w:tc>
-          <w:tcPr>
-            <w:tcW w:w="2830" w:type="dxa"/>
+        <w:trPr>
+          <w:gridBefore w:val="1"/>
+          <w:gridAfter w:val="1"/>
+          <w:wBefore w:w="25" w:type="dxa"/>
+          <w:wAfter w:w="25" w:type="dxa"/>
+        </w:trPr>
+        <w:tc>
+          <w:tcPr>
+            <w:tcW w:w="2810" w:type="dxa"/>
             <w:tcBorders>
               <w:top w:val="single" w:sz="24" w:space="0" w:color="auto"/>
               <w:bottom w:val="single" w:sz="24" w:space="0" w:color="EE0000"/>
@@ -469,7 +477,7 @@
         </w:tc>
         <w:tc>
           <w:tcPr>
-            <w:tcW w:w="7626" w:type="dxa"/>
+            <w:tcW w:w="7596" w:type="dxa"/>
             <w:tcBorders>
               <w:top w:val="single" w:sz="24" w:space="0" w:color="auto"/>
               <w:bottom w:val="single" w:sz="24" w:space="0" w:color="EE0000"/>
@@ -485,9 +493,15 @@
         </w:tc>
       </w:tr>
       <w:tr>
-        <w:tc>
-          <w:tcPr>
-            <w:tcW w:w="2830" w:type="dxa"/>
+        <w:trPr>
+          <w:gridBefore w:val="1"/>
+          <w:gridAfter w:val="1"/>
+          <w:wBefore w:w="25" w:type="dxa"/>
+          <w:wAfter w:w="25" w:type="dxa"/>
+        </w:trPr>
+        <w:tc>
+          <w:tcPr>
+            <w:tcW w:w="2810" w:type="dxa"/>
             <w:tcBorders>
               <w:top w:val="single" w:sz="24" w:space="0" w:color="EE0000"/>
               <w:left w:val="single" w:sz="24" w:space="0" w:color="EE0000"/>
@@ -509,7 +523,7 @@
         </w:tc>
         <w:tc>
           <w:tcPr>
-            <w:tcW w:w="7626" w:type="dxa"/>
+            <w:tcW w:w="7596" w:type="dxa"/>
             <w:tcBorders>
               <w:top w:val="single" w:sz="24" w:space="0" w:color="EE0000"/>
               <w:right w:val="single" w:sz="24" w:space="0" w:color="EE0000"/>
@@ -531,9 +545,15 @@
         </w:tc>
       </w:tr>
       <w:tr>
-        <w:tc>
-          <w:tcPr>
-            <w:tcW w:w="2830" w:type="dxa"/>
+        <w:trPr>
+          <w:gridBefore w:val="1"/>
+          <w:gridAfter w:val="1"/>
+          <w:wBefore w:w="25" w:type="dxa"/>
+          <w:wAfter w:w="25" w:type="dxa"/>
+        </w:trPr>
+        <w:tc>
+          <w:tcPr>
+            <w:tcW w:w="2810" w:type="dxa"/>
             <w:tcBorders>
               <w:left w:val="single" w:sz="24" w:space="0" w:color="EE0000"/>
             </w:tcBorders>
@@ -554,7 +574,7 @@
         </w:tc>
         <w:tc>
           <w:tcPr>
-            <w:tcW w:w="7626" w:type="dxa"/>
+            <w:tcW w:w="7596" w:type="dxa"/>
             <w:tcBorders>
               <w:right w:val="single" w:sz="24" w:space="0" w:color="EE0000"/>
             </w:tcBorders>
@@ -575,9 +595,15 @@
         </w:tc>
       </w:tr>
       <w:tr>
-        <w:tc>
-          <w:tcPr>
-            <w:tcW w:w="2830" w:type="dxa"/>
+        <w:trPr>
+          <w:gridBefore w:val="1"/>
+          <w:gridAfter w:val="1"/>
+          <w:wBefore w:w="25" w:type="dxa"/>
+          <w:wAfter w:w="25" w:type="dxa"/>
+        </w:trPr>
+        <w:tc>
+          <w:tcPr>
+            <w:tcW w:w="2810" w:type="dxa"/>
             <w:tcBorders>
               <w:left w:val="single" w:sz="24" w:space="0" w:color="EE0000"/>
             </w:tcBorders>
@@ -598,7 +624,7 @@
         </w:tc>
         <w:tc>
           <w:tcPr>
-            <w:tcW w:w="7626" w:type="dxa"/>
+            <w:tcW w:w="7596" w:type="dxa"/>
             <w:tcBorders>
               <w:right w:val="single" w:sz="24" w:space="0" w:color="EE0000"/>
             </w:tcBorders>
@@ -619,9 +645,15 @@
         </w:tc>
       </w:tr>
       <w:tr>
-        <w:tc>
-          <w:tcPr>
-            <w:tcW w:w="2830" w:type="dxa"/>
+        <w:trPr>
+          <w:gridBefore w:val="1"/>
+          <w:gridAfter w:val="1"/>
+          <w:wBefore w:w="25" w:type="dxa"/>
+          <w:wAfter w:w="25" w:type="dxa"/>
+        </w:trPr>
+        <w:tc>
+          <w:tcPr>
+            <w:tcW w:w="2810" w:type="dxa"/>
             <w:tcBorders>
               <w:left w:val="single" w:sz="24" w:space="0" w:color="EE0000"/>
               <w:bottom w:val="single" w:sz="24" w:space="0" w:color="EE0000"/>
@@ -643,7 +675,7 @@
         </w:tc>
         <w:tc>
           <w:tcPr>
-            <w:tcW w:w="7626" w:type="dxa"/>
+            <w:tcW w:w="7596" w:type="dxa"/>
             <w:tcBorders>
               <w:bottom w:val="single" w:sz="24" w:space="0" w:color="EE0000"/>
               <w:right w:val="single" w:sz="24" w:space="0" w:color="EE0000"/>
@@ -659,29 +691,21 @@
               <w:rPr>
                 <w:lang w:val="en-US"/>
               </w:rPr>
-              <w:t xml:space="preserve">Braun DE, </w:t>
-            </w:r>
-            <w:proofErr w:type="spellStart"/>
-            <w:r>
-              <w:rPr>
-                <w:lang w:val="en-US"/>
-              </w:rPr>
-              <w:t>Karamertzanis</w:t>
-            </w:r>
-            <w:proofErr w:type="spellEnd"/>
-            <w:r>
-              <w:rPr>
-                <w:lang w:val="en-US"/>
-              </w:rPr>
-              <w:t xml:space="preserve"> PG, Price SL 2011. Chem Commun 47, 5443-5445.</w:t>
-            </w:r>
-          </w:p>
-        </w:tc>
-      </w:tr>
-      <w:tr>
-        <w:tc>
-          <w:tcPr>
-            <w:tcW w:w="2830" w:type="dxa"/>
+              <w:t>Braun DE, Karamertzanis PG, Price SL 2011. Chem Commun 47, 5443-5445.</w:t>
+            </w:r>
+          </w:p>
+        </w:tc>
+      </w:tr>
+      <w:tr>
+        <w:trPr>
+          <w:gridBefore w:val="1"/>
+          <w:gridAfter w:val="1"/>
+          <w:wBefore w:w="25" w:type="dxa"/>
+          <w:wAfter w:w="25" w:type="dxa"/>
+        </w:trPr>
+        <w:tc>
+          <w:tcPr>
+            <w:tcW w:w="2810" w:type="dxa"/>
             <w:tcBorders>
               <w:top w:val="single" w:sz="24" w:space="0" w:color="EE0000"/>
               <w:left w:val="single" w:sz="24" w:space="0" w:color="EE0000"/>
@@ -703,7 +727,7 @@
         </w:tc>
         <w:tc>
           <w:tcPr>
-            <w:tcW w:w="7626" w:type="dxa"/>
+            <w:tcW w:w="7596" w:type="dxa"/>
             <w:tcBorders>
               <w:top w:val="single" w:sz="24" w:space="0" w:color="EE0000"/>
               <w:right w:val="single" w:sz="24" w:space="0" w:color="EE0000"/>
@@ -725,9 +749,15 @@
         </w:tc>
       </w:tr>
       <w:tr>
-        <w:tc>
-          <w:tcPr>
-            <w:tcW w:w="2830" w:type="dxa"/>
+        <w:trPr>
+          <w:gridBefore w:val="1"/>
+          <w:gridAfter w:val="1"/>
+          <w:wBefore w:w="25" w:type="dxa"/>
+          <w:wAfter w:w="25" w:type="dxa"/>
+        </w:trPr>
+        <w:tc>
+          <w:tcPr>
+            <w:tcW w:w="2810" w:type="dxa"/>
             <w:tcBorders>
               <w:left w:val="single" w:sz="24" w:space="0" w:color="EE0000"/>
             </w:tcBorders>
@@ -738,19 +768,17 @@
                 <w:lang w:val="en-US"/>
               </w:rPr>
             </w:pPr>
-            <w:proofErr w:type="spellStart"/>
             <w:r>
               <w:rPr>
                 <w:lang w:val="en-US"/>
               </w:rPr>
               <w:t>Study_ID</w:t>
             </w:r>
-            <w:proofErr w:type="spellEnd"/>
-          </w:p>
-        </w:tc>
-        <w:tc>
-          <w:tcPr>
-            <w:tcW w:w="7626" w:type="dxa"/>
+          </w:p>
+        </w:tc>
+        <w:tc>
+          <w:tcPr>
+            <w:tcW w:w="7596" w:type="dxa"/>
             <w:tcBorders>
               <w:right w:val="single" w:sz="24" w:space="0" w:color="EE0000"/>
             </w:tcBorders>
@@ -771,9 +799,15 @@
         </w:tc>
       </w:tr>
       <w:tr>
-        <w:tc>
-          <w:tcPr>
-            <w:tcW w:w="2830" w:type="dxa"/>
+        <w:trPr>
+          <w:gridBefore w:val="1"/>
+          <w:gridAfter w:val="1"/>
+          <w:wBefore w:w="25" w:type="dxa"/>
+          <w:wAfter w:w="25" w:type="dxa"/>
+        </w:trPr>
+        <w:tc>
+          <w:tcPr>
+            <w:tcW w:w="2810" w:type="dxa"/>
             <w:tcBorders>
               <w:left w:val="single" w:sz="24" w:space="0" w:color="EE0000"/>
             </w:tcBorders>
@@ -794,7 +828,7 @@
         </w:tc>
         <w:tc>
           <w:tcPr>
-            <w:tcW w:w="7626" w:type="dxa"/>
+            <w:tcW w:w="7596" w:type="dxa"/>
             <w:tcBorders>
               <w:right w:val="single" w:sz="24" w:space="0" w:color="EE0000"/>
             </w:tcBorders>
@@ -815,9 +849,15 @@
         </w:tc>
       </w:tr>
       <w:tr>
-        <w:tc>
-          <w:tcPr>
-            <w:tcW w:w="2830" w:type="dxa"/>
+        <w:trPr>
+          <w:gridBefore w:val="1"/>
+          <w:gridAfter w:val="1"/>
+          <w:wBefore w:w="25" w:type="dxa"/>
+          <w:wAfter w:w="25" w:type="dxa"/>
+        </w:trPr>
+        <w:tc>
+          <w:tcPr>
+            <w:tcW w:w="2810" w:type="dxa"/>
             <w:tcBorders>
               <w:left w:val="single" w:sz="24" w:space="0" w:color="EE0000"/>
             </w:tcBorders>
@@ -838,7 +878,7 @@
         </w:tc>
         <w:tc>
           <w:tcPr>
-            <w:tcW w:w="7626" w:type="dxa"/>
+            <w:tcW w:w="7596" w:type="dxa"/>
             <w:tcBorders>
               <w:right w:val="single" w:sz="24" w:space="0" w:color="EE0000"/>
             </w:tcBorders>
@@ -859,9 +899,15 @@
         </w:tc>
       </w:tr>
       <w:tr>
-        <w:tc>
-          <w:tcPr>
-            <w:tcW w:w="2830" w:type="dxa"/>
+        <w:trPr>
+          <w:gridBefore w:val="1"/>
+          <w:gridAfter w:val="1"/>
+          <w:wBefore w:w="25" w:type="dxa"/>
+          <w:wAfter w:w="25" w:type="dxa"/>
+        </w:trPr>
+        <w:tc>
+          <w:tcPr>
+            <w:tcW w:w="2810" w:type="dxa"/>
             <w:tcBorders>
               <w:left w:val="single" w:sz="24" w:space="0" w:color="EE0000"/>
             </w:tcBorders>
@@ -882,7 +928,7 @@
         </w:tc>
         <w:tc>
           <w:tcPr>
-            <w:tcW w:w="7626" w:type="dxa"/>
+            <w:tcW w:w="7596" w:type="dxa"/>
             <w:tcBorders>
               <w:right w:val="single" w:sz="24" w:space="0" w:color="EE0000"/>
             </w:tcBorders>
@@ -903,9 +949,15 @@
         </w:tc>
       </w:tr>
       <w:tr>
-        <w:tc>
-          <w:tcPr>
-            <w:tcW w:w="2830" w:type="dxa"/>
+        <w:trPr>
+          <w:gridBefore w:val="1"/>
+          <w:gridAfter w:val="1"/>
+          <w:wBefore w:w="25" w:type="dxa"/>
+          <w:wAfter w:w="25" w:type="dxa"/>
+        </w:trPr>
+        <w:tc>
+          <w:tcPr>
+            <w:tcW w:w="2810" w:type="dxa"/>
             <w:tcBorders>
               <w:left w:val="single" w:sz="24" w:space="0" w:color="EE0000"/>
               <w:bottom w:val="single" w:sz="24" w:space="0" w:color="EE0000"/>
@@ -927,7 +979,7 @@
         </w:tc>
         <w:tc>
           <w:tcPr>
-            <w:tcW w:w="7626" w:type="dxa"/>
+            <w:tcW w:w="7596" w:type="dxa"/>
             <w:tcBorders>
               <w:bottom w:val="single" w:sz="24" w:space="0" w:color="EE0000"/>
               <w:right w:val="single" w:sz="24" w:space="0" w:color="EE0000"/>
@@ -949,9 +1001,15 @@
         </w:tc>
       </w:tr>
       <w:tr>
-        <w:tc>
-          <w:tcPr>
-            <w:tcW w:w="2830" w:type="dxa"/>
+        <w:trPr>
+          <w:gridBefore w:val="1"/>
+          <w:gridAfter w:val="1"/>
+          <w:wBefore w:w="25" w:type="dxa"/>
+          <w:wAfter w:w="25" w:type="dxa"/>
+        </w:trPr>
+        <w:tc>
+          <w:tcPr>
+            <w:tcW w:w="2810" w:type="dxa"/>
             <w:tcBorders>
               <w:top w:val="single" w:sz="24" w:space="0" w:color="EE0000"/>
               <w:bottom w:val="single" w:sz="24" w:space="0" w:color="00B0F0"/>
@@ -967,7 +1025,7 @@
         </w:tc>
         <w:tc>
           <w:tcPr>
-            <w:tcW w:w="7626" w:type="dxa"/>
+            <w:tcW w:w="7596" w:type="dxa"/>
             <w:tcBorders>
               <w:top w:val="single" w:sz="24" w:space="0" w:color="EE0000"/>
               <w:bottom w:val="single" w:sz="24" w:space="0" w:color="00B0F0"/>
@@ -983,9 +1041,15 @@
         </w:tc>
       </w:tr>
       <w:tr>
-        <w:tc>
-          <w:tcPr>
-            <w:tcW w:w="2830" w:type="dxa"/>
+        <w:trPr>
+          <w:gridBefore w:val="1"/>
+          <w:gridAfter w:val="1"/>
+          <w:wBefore w:w="25" w:type="dxa"/>
+          <w:wAfter w:w="25" w:type="dxa"/>
+        </w:trPr>
+        <w:tc>
+          <w:tcPr>
+            <w:tcW w:w="2810" w:type="dxa"/>
             <w:tcBorders>
               <w:top w:val="single" w:sz="24" w:space="0" w:color="00B0F0"/>
               <w:left w:val="single" w:sz="24" w:space="0" w:color="00B0F0"/>
@@ -1007,7 +1071,7 @@
         </w:tc>
         <w:tc>
           <w:tcPr>
-            <w:tcW w:w="7626" w:type="dxa"/>
+            <w:tcW w:w="7596" w:type="dxa"/>
             <w:tcBorders>
               <w:top w:val="single" w:sz="24" w:space="0" w:color="00B0F0"/>
               <w:right w:val="single" w:sz="24" w:space="0" w:color="00B0F0"/>
@@ -1029,9 +1093,15 @@
         </w:tc>
       </w:tr>
       <w:tr>
-        <w:tc>
-          <w:tcPr>
-            <w:tcW w:w="2830" w:type="dxa"/>
+        <w:trPr>
+          <w:gridBefore w:val="1"/>
+          <w:gridAfter w:val="1"/>
+          <w:wBefore w:w="25" w:type="dxa"/>
+          <w:wAfter w:w="25" w:type="dxa"/>
+        </w:trPr>
+        <w:tc>
+          <w:tcPr>
+            <w:tcW w:w="2810" w:type="dxa"/>
             <w:tcBorders>
               <w:left w:val="single" w:sz="24" w:space="0" w:color="00B0F0"/>
             </w:tcBorders>
@@ -1052,7 +1122,7 @@
         </w:tc>
         <w:tc>
           <w:tcPr>
-            <w:tcW w:w="7626" w:type="dxa"/>
+            <w:tcW w:w="7596" w:type="dxa"/>
             <w:tcBorders>
               <w:right w:val="single" w:sz="24" w:space="0" w:color="00B0F0"/>
             </w:tcBorders>
@@ -1073,9 +1143,15 @@
         </w:tc>
       </w:tr>
       <w:tr>
-        <w:tc>
-          <w:tcPr>
-            <w:tcW w:w="2830" w:type="dxa"/>
+        <w:trPr>
+          <w:gridBefore w:val="1"/>
+          <w:gridAfter w:val="1"/>
+          <w:wBefore w:w="25" w:type="dxa"/>
+          <w:wAfter w:w="25" w:type="dxa"/>
+        </w:trPr>
+        <w:tc>
+          <w:tcPr>
+            <w:tcW w:w="2810" w:type="dxa"/>
             <w:tcBorders>
               <w:left w:val="single" w:sz="24" w:space="0" w:color="00B0F0"/>
             </w:tcBorders>
@@ -1096,7 +1172,7 @@
         </w:tc>
         <w:tc>
           <w:tcPr>
-            <w:tcW w:w="7626" w:type="dxa"/>
+            <w:tcW w:w="7596" w:type="dxa"/>
             <w:tcBorders>
               <w:right w:val="single" w:sz="24" w:space="0" w:color="00B0F0"/>
             </w:tcBorders>
@@ -1117,9 +1193,15 @@
         </w:tc>
       </w:tr>
       <w:tr>
-        <w:tc>
-          <w:tcPr>
-            <w:tcW w:w="2830" w:type="dxa"/>
+        <w:trPr>
+          <w:gridBefore w:val="1"/>
+          <w:gridAfter w:val="1"/>
+          <w:wBefore w:w="25" w:type="dxa"/>
+          <w:wAfter w:w="25" w:type="dxa"/>
+        </w:trPr>
+        <w:tc>
+          <w:tcPr>
+            <w:tcW w:w="2810" w:type="dxa"/>
             <w:tcBorders>
               <w:left w:val="single" w:sz="24" w:space="0" w:color="00B0F0"/>
               <w:bottom w:val="single" w:sz="24" w:space="0" w:color="00B0F0"/>
@@ -1141,7 +1223,7 @@
         </w:tc>
         <w:tc>
           <w:tcPr>
-            <w:tcW w:w="7626" w:type="dxa"/>
+            <w:tcW w:w="7596" w:type="dxa"/>
             <w:tcBorders>
               <w:bottom w:val="single" w:sz="24" w:space="0" w:color="00B0F0"/>
               <w:right w:val="single" w:sz="24" w:space="0" w:color="00B0F0"/>
@@ -1157,29 +1239,21 @@
               <w:rPr>
                 <w:lang w:val="en-US"/>
               </w:rPr>
-              <w:t xml:space="preserve">Braun DE, </w:t>
-            </w:r>
-            <w:proofErr w:type="spellStart"/>
-            <w:r>
-              <w:rPr>
-                <w:lang w:val="en-US"/>
-              </w:rPr>
-              <w:t>Karamertzanis</w:t>
-            </w:r>
-            <w:proofErr w:type="spellEnd"/>
-            <w:r>
-              <w:rPr>
-                <w:lang w:val="en-US"/>
-              </w:rPr>
-              <w:t xml:space="preserve"> PG, Price SL 2011. Chem Commun 47, 5443-5445.</w:t>
-            </w:r>
-          </w:p>
-        </w:tc>
-      </w:tr>
-      <w:tr>
-        <w:tc>
-          <w:tcPr>
-            <w:tcW w:w="2830" w:type="dxa"/>
+              <w:t>Braun DE, Karamertzanis PG, Price SL 2011. Chem Commun 47, 5443-5445.</w:t>
+            </w:r>
+          </w:p>
+        </w:tc>
+      </w:tr>
+      <w:tr>
+        <w:trPr>
+          <w:gridBefore w:val="1"/>
+          <w:gridAfter w:val="1"/>
+          <w:wBefore w:w="25" w:type="dxa"/>
+          <w:wAfter w:w="25" w:type="dxa"/>
+        </w:trPr>
+        <w:tc>
+          <w:tcPr>
+            <w:tcW w:w="2810" w:type="dxa"/>
             <w:tcBorders>
               <w:top w:val="single" w:sz="24" w:space="0" w:color="00B0F0"/>
               <w:left w:val="single" w:sz="24" w:space="0" w:color="00B0F0"/>
@@ -1201,7 +1275,7 @@
         </w:tc>
         <w:tc>
           <w:tcPr>
-            <w:tcW w:w="7626" w:type="dxa"/>
+            <w:tcW w:w="7596" w:type="dxa"/>
             <w:tcBorders>
               <w:top w:val="single" w:sz="24" w:space="0" w:color="00B0F0"/>
               <w:right w:val="single" w:sz="24" w:space="0" w:color="00B0F0"/>
@@ -1223,9 +1297,15 @@
         </w:tc>
       </w:tr>
       <w:tr>
-        <w:tc>
-          <w:tcPr>
-            <w:tcW w:w="2830" w:type="dxa"/>
+        <w:trPr>
+          <w:gridBefore w:val="1"/>
+          <w:gridAfter w:val="1"/>
+          <w:wBefore w:w="25" w:type="dxa"/>
+          <w:wAfter w:w="25" w:type="dxa"/>
+        </w:trPr>
+        <w:tc>
+          <w:tcPr>
+            <w:tcW w:w="2810" w:type="dxa"/>
             <w:tcBorders>
               <w:left w:val="single" w:sz="24" w:space="0" w:color="00B0F0"/>
             </w:tcBorders>
@@ -1236,19 +1316,17 @@
                 <w:lang w:val="en-US"/>
               </w:rPr>
             </w:pPr>
-            <w:proofErr w:type="spellStart"/>
             <w:r>
               <w:rPr>
                 <w:lang w:val="en-US"/>
               </w:rPr>
               <w:t>Study_ID</w:t>
             </w:r>
-            <w:proofErr w:type="spellEnd"/>
-          </w:p>
-        </w:tc>
-        <w:tc>
-          <w:tcPr>
-            <w:tcW w:w="7626" w:type="dxa"/>
+          </w:p>
+        </w:tc>
+        <w:tc>
+          <w:tcPr>
+            <w:tcW w:w="7596" w:type="dxa"/>
             <w:tcBorders>
               <w:right w:val="single" w:sz="24" w:space="0" w:color="00B0F0"/>
             </w:tcBorders>
@@ -1269,9 +1347,15 @@
         </w:tc>
       </w:tr>
       <w:tr>
-        <w:tc>
-          <w:tcPr>
-            <w:tcW w:w="2830" w:type="dxa"/>
+        <w:trPr>
+          <w:gridBefore w:val="1"/>
+          <w:gridAfter w:val="1"/>
+          <w:wBefore w:w="25" w:type="dxa"/>
+          <w:wAfter w:w="25" w:type="dxa"/>
+        </w:trPr>
+        <w:tc>
+          <w:tcPr>
+            <w:tcW w:w="2810" w:type="dxa"/>
             <w:tcBorders>
               <w:left w:val="single" w:sz="24" w:space="0" w:color="00B0F0"/>
             </w:tcBorders>
@@ -1292,7 +1376,7 @@
         </w:tc>
         <w:tc>
           <w:tcPr>
-            <w:tcW w:w="7626" w:type="dxa"/>
+            <w:tcW w:w="7596" w:type="dxa"/>
             <w:tcBorders>
               <w:right w:val="single" w:sz="24" w:space="0" w:color="00B0F0"/>
             </w:tcBorders>
@@ -1313,9 +1397,15 @@
         </w:tc>
       </w:tr>
       <w:tr>
-        <w:tc>
-          <w:tcPr>
-            <w:tcW w:w="2830" w:type="dxa"/>
+        <w:trPr>
+          <w:gridBefore w:val="1"/>
+          <w:gridAfter w:val="1"/>
+          <w:wBefore w:w="25" w:type="dxa"/>
+          <w:wAfter w:w="25" w:type="dxa"/>
+        </w:trPr>
+        <w:tc>
+          <w:tcPr>
+            <w:tcW w:w="2810" w:type="dxa"/>
             <w:tcBorders>
               <w:left w:val="single" w:sz="24" w:space="0" w:color="00B0F0"/>
             </w:tcBorders>
@@ -1336,7 +1426,7 @@
         </w:tc>
         <w:tc>
           <w:tcPr>
-            <w:tcW w:w="7626" w:type="dxa"/>
+            <w:tcW w:w="7596" w:type="dxa"/>
             <w:tcBorders>
               <w:right w:val="single" w:sz="24" w:space="0" w:color="00B0F0"/>
             </w:tcBorders>
@@ -1357,9 +1447,15 @@
         </w:tc>
       </w:tr>
       <w:tr>
-        <w:tc>
-          <w:tcPr>
-            <w:tcW w:w="2830" w:type="dxa"/>
+        <w:trPr>
+          <w:gridBefore w:val="1"/>
+          <w:gridAfter w:val="1"/>
+          <w:wBefore w:w="25" w:type="dxa"/>
+          <w:wAfter w:w="25" w:type="dxa"/>
+        </w:trPr>
+        <w:tc>
+          <w:tcPr>
+            <w:tcW w:w="2810" w:type="dxa"/>
             <w:tcBorders>
               <w:left w:val="single" w:sz="24" w:space="0" w:color="00B0F0"/>
             </w:tcBorders>
@@ -1380,7 +1476,7 @@
         </w:tc>
         <w:tc>
           <w:tcPr>
-            <w:tcW w:w="7626" w:type="dxa"/>
+            <w:tcW w:w="7596" w:type="dxa"/>
             <w:tcBorders>
               <w:right w:val="single" w:sz="24" w:space="0" w:color="00B0F0"/>
             </w:tcBorders>
@@ -1401,9 +1497,15 @@
         </w:tc>
       </w:tr>
       <w:tr>
-        <w:tc>
-          <w:tcPr>
-            <w:tcW w:w="2830" w:type="dxa"/>
+        <w:trPr>
+          <w:gridBefore w:val="1"/>
+          <w:gridAfter w:val="1"/>
+          <w:wBefore w:w="25" w:type="dxa"/>
+          <w:wAfter w:w="25" w:type="dxa"/>
+        </w:trPr>
+        <w:tc>
+          <w:tcPr>
+            <w:tcW w:w="2810" w:type="dxa"/>
             <w:tcBorders>
               <w:left w:val="single" w:sz="24" w:space="0" w:color="00B0F0"/>
               <w:bottom w:val="single" w:sz="24" w:space="0" w:color="00B0F0"/>
@@ -1425,7 +1527,7 @@
         </w:tc>
         <w:tc>
           <w:tcPr>
-            <w:tcW w:w="7626" w:type="dxa"/>
+            <w:tcW w:w="7596" w:type="dxa"/>
             <w:tcBorders>
               <w:bottom w:val="single" w:sz="24" w:space="0" w:color="00B0F0"/>
               <w:right w:val="single" w:sz="24" w:space="0" w:color="00B0F0"/>
@@ -1446,7 +1548,2515 @@
           </w:p>
         </w:tc>
       </w:tr>
+      <w:tr>
+        <w:tc>
+          <w:tcPr>
+            <w:tcW w:w="2830" w:type="dxa"/>
+            <w:gridSpan w:val="2"/>
+            <w:tcBorders>
+              <w:bottom w:val="single" w:sz="24" w:space="0" w:color="auto"/>
+            </w:tcBorders>
+          </w:tcPr>
+          <w:p>
+            <w:pPr>
+              <w:rPr>
+                <w:lang w:val="es-ES"/>
+              </w:rPr>
+            </w:pPr>
+          </w:p>
+        </w:tc>
+        <w:tc>
+          <w:tcPr>
+            <w:tcW w:w="7626" w:type="dxa"/>
+            <w:gridSpan w:val="2"/>
+            <w:tcBorders>
+              <w:bottom w:val="single" w:sz="24" w:space="0" w:color="auto"/>
+            </w:tcBorders>
+          </w:tcPr>
+          <w:p>
+            <w:pPr>
+              <w:rPr>
+                <w:lang w:val="es-ES"/>
+              </w:rPr>
+            </w:pPr>
+          </w:p>
+        </w:tc>
+      </w:tr>
+      <w:tr>
+        <w:tc>
+          <w:tcPr>
+            <w:tcW w:w="2830" w:type="dxa"/>
+            <w:gridSpan w:val="2"/>
+            <w:tcBorders>
+              <w:top w:val="single" w:sz="24" w:space="0" w:color="auto"/>
+              <w:left w:val="single" w:sz="24" w:space="0" w:color="auto"/>
+            </w:tcBorders>
+          </w:tcPr>
+          <w:p>
+            <w:pPr>
+              <w:rPr>
+                <w:lang w:val="es-ES"/>
+              </w:rPr>
+            </w:pPr>
+            <w:r>
+              <w:rPr>
+                <w:lang w:val="es-ES"/>
+              </w:rPr>
+              <w:t>REFCODE</w:t>
+            </w:r>
+          </w:p>
+        </w:tc>
+        <w:tc>
+          <w:tcPr>
+            <w:tcW w:w="7626" w:type="dxa"/>
+            <w:gridSpan w:val="2"/>
+            <w:tcBorders>
+              <w:top w:val="single" w:sz="24" w:space="0" w:color="auto"/>
+              <w:right w:val="single" w:sz="24" w:space="0" w:color="auto"/>
+            </w:tcBorders>
+          </w:tcPr>
+          <w:p>
+            <w:pPr>
+              <w:rPr>
+                <w:lang w:val="es-ES"/>
+              </w:rPr>
+            </w:pPr>
+            <w:r>
+              <w:rPr>
+                <w:lang w:val="es-ES"/>
+              </w:rPr>
+              <w:t>UCLDB</w:t>
+            </w:r>
+            <w:r>
+              <w:rPr>
+                <w:lang w:val="es-ES"/>
+              </w:rPr>
+              <w:t>C</w:t>
+            </w:r>
+          </w:p>
+        </w:tc>
+      </w:tr>
+      <w:tr>
+        <w:tc>
+          <w:tcPr>
+            <w:tcW w:w="2830" w:type="dxa"/>
+            <w:gridSpan w:val="2"/>
+            <w:tcBorders>
+              <w:left w:val="single" w:sz="24" w:space="0" w:color="auto"/>
+            </w:tcBorders>
+          </w:tcPr>
+          <w:p>
+            <w:pPr>
+              <w:rPr>
+                <w:lang w:val="es-ES"/>
+              </w:rPr>
+            </w:pPr>
+            <w:r>
+              <w:rPr>
+                <w:lang w:val="es-ES"/>
+              </w:rPr>
+              <w:t>Formula</w:t>
+            </w:r>
+          </w:p>
+        </w:tc>
+        <w:tc>
+          <w:tcPr>
+            <w:tcW w:w="7626" w:type="dxa"/>
+            <w:gridSpan w:val="2"/>
+            <w:tcBorders>
+              <w:right w:val="single" w:sz="24" w:space="0" w:color="auto"/>
+            </w:tcBorders>
+          </w:tcPr>
+          <w:p>
+            <w:pPr>
+              <w:rPr>
+                <w:lang w:val="es-ES"/>
+              </w:rPr>
+            </w:pPr>
+            <w:r>
+              <w:rPr>
+                <w:lang w:val="es-ES"/>
+              </w:rPr>
+              <w:t>2(</w:t>
+            </w:r>
+            <w:r>
+              <w:rPr>
+                <w:lang w:val="es-ES"/>
+              </w:rPr>
+              <w:t>C7 H6 O4</w:t>
+            </w:r>
+            <w:r>
+              <w:rPr>
+                <w:lang w:val="es-ES"/>
+              </w:rPr>
+              <w:t>)</w:t>
+            </w:r>
+            <w:r>
+              <w:rPr>
+                <w:lang w:val="es-ES"/>
+              </w:rPr>
+              <w:t xml:space="preserve"> - H2 O)</w:t>
+            </w:r>
+          </w:p>
+        </w:tc>
+      </w:tr>
+      <w:tr>
+        <w:tc>
+          <w:tcPr>
+            <w:tcW w:w="2830" w:type="dxa"/>
+            <w:gridSpan w:val="2"/>
+            <w:tcBorders>
+              <w:left w:val="single" w:sz="24" w:space="0" w:color="auto"/>
+            </w:tcBorders>
+          </w:tcPr>
+          <w:p>
+            <w:pPr>
+              <w:rPr>
+                <w:lang w:val="en-US"/>
+              </w:rPr>
+            </w:pPr>
+            <w:r>
+              <w:rPr>
+                <w:lang w:val="en-US"/>
+              </w:rPr>
+              <w:t>Common Name</w:t>
+            </w:r>
+          </w:p>
+        </w:tc>
+        <w:tc>
+          <w:tcPr>
+            <w:tcW w:w="7626" w:type="dxa"/>
+            <w:gridSpan w:val="2"/>
+            <w:tcBorders>
+              <w:right w:val="single" w:sz="24" w:space="0" w:color="auto"/>
+            </w:tcBorders>
+          </w:tcPr>
+          <w:p>
+            <w:pPr>
+              <w:rPr>
+                <w:lang w:val="en-US"/>
+              </w:rPr>
+            </w:pPr>
+            <w:r>
+              <w:rPr>
+                <w:lang w:val="en-US"/>
+              </w:rPr>
+              <w:t xml:space="preserve">Gentisic Acid </w:t>
+            </w:r>
+            <w:r>
+              <w:rPr>
+                <w:lang w:val="en-US"/>
+              </w:rPr>
+              <w:t>Hemi</w:t>
+            </w:r>
+            <w:r>
+              <w:rPr>
+                <w:lang w:val="en-US"/>
+              </w:rPr>
+              <w:t>hydrate</w:t>
+            </w:r>
+          </w:p>
+        </w:tc>
+      </w:tr>
+      <w:tr>
+        <w:tc>
+          <w:tcPr>
+            <w:tcW w:w="2830" w:type="dxa"/>
+            <w:gridSpan w:val="2"/>
+            <w:tcBorders>
+              <w:left w:val="single" w:sz="24" w:space="0" w:color="auto"/>
+            </w:tcBorders>
+          </w:tcPr>
+          <w:p>
+            <w:pPr>
+              <w:rPr>
+                <w:lang w:val="en-US"/>
+              </w:rPr>
+            </w:pPr>
+            <w:r>
+              <w:rPr>
+                <w:lang w:val="en-US"/>
+              </w:rPr>
+              <w:t>IUPAC Systematic Name</w:t>
+            </w:r>
+          </w:p>
+        </w:tc>
+        <w:tc>
+          <w:tcPr>
+            <w:tcW w:w="7626" w:type="dxa"/>
+            <w:gridSpan w:val="2"/>
+            <w:tcBorders>
+              <w:right w:val="single" w:sz="24" w:space="0" w:color="auto"/>
+            </w:tcBorders>
+          </w:tcPr>
+          <w:p>
+            <w:pPr>
+              <w:rPr>
+                <w:lang w:val="en-US"/>
+              </w:rPr>
+            </w:pPr>
+            <w:r>
+              <w:rPr>
+                <w:lang w:val="en-US"/>
+              </w:rPr>
+              <w:t xml:space="preserve">2,5-Dihydroxybenzoic Acid </w:t>
+            </w:r>
+            <w:r>
+              <w:rPr>
+                <w:lang w:val="en-US"/>
+              </w:rPr>
+              <w:t>Hem</w:t>
+            </w:r>
+            <w:r>
+              <w:rPr>
+                <w:lang w:val="en-US"/>
+              </w:rPr>
+              <w:t>ihydrate</w:t>
+            </w:r>
+          </w:p>
+        </w:tc>
+      </w:tr>
+      <w:tr>
+        <w:tc>
+          <w:tcPr>
+            <w:tcW w:w="2830" w:type="dxa"/>
+            <w:gridSpan w:val="2"/>
+            <w:tcBorders>
+              <w:left w:val="single" w:sz="24" w:space="0" w:color="auto"/>
+            </w:tcBorders>
+          </w:tcPr>
+          <w:p>
+            <w:pPr>
+              <w:rPr>
+                <w:lang w:val="en-US"/>
+              </w:rPr>
+            </w:pPr>
+            <w:r>
+              <w:rPr>
+                <w:lang w:val="en-US"/>
+              </w:rPr>
+              <w:t>Other Names</w:t>
+            </w:r>
+          </w:p>
+        </w:tc>
+        <w:tc>
+          <w:tcPr>
+            <w:tcW w:w="7626" w:type="dxa"/>
+            <w:gridSpan w:val="2"/>
+            <w:tcBorders>
+              <w:right w:val="single" w:sz="24" w:space="0" w:color="auto"/>
+            </w:tcBorders>
+          </w:tcPr>
+          <w:p>
+            <w:pPr>
+              <w:rPr>
+                <w:lang w:val="en-US"/>
+              </w:rPr>
+            </w:pPr>
+          </w:p>
+        </w:tc>
+      </w:tr>
+      <w:tr>
+        <w:tc>
+          <w:tcPr>
+            <w:tcW w:w="2830" w:type="dxa"/>
+            <w:gridSpan w:val="2"/>
+            <w:tcBorders>
+              <w:left w:val="single" w:sz="24" w:space="0" w:color="auto"/>
+              <w:bottom w:val="single" w:sz="24" w:space="0" w:color="auto"/>
+            </w:tcBorders>
+          </w:tcPr>
+          <w:p>
+            <w:pPr>
+              <w:rPr>
+                <w:lang w:val="en-US"/>
+              </w:rPr>
+            </w:pPr>
+            <w:r>
+              <w:rPr>
+                <w:lang w:val="en-US"/>
+              </w:rPr>
+              <w:t>CSD Refcodes</w:t>
+            </w:r>
+          </w:p>
+        </w:tc>
+        <w:tc>
+          <w:tcPr>
+            <w:tcW w:w="7626" w:type="dxa"/>
+            <w:gridSpan w:val="2"/>
+            <w:tcBorders>
+              <w:bottom w:val="single" w:sz="24" w:space="0" w:color="auto"/>
+              <w:right w:val="single" w:sz="24" w:space="0" w:color="auto"/>
+            </w:tcBorders>
+          </w:tcPr>
+          <w:p>
+            <w:pPr>
+              <w:rPr>
+                <w:lang w:val="en-US"/>
+              </w:rPr>
+            </w:pPr>
+          </w:p>
+        </w:tc>
+      </w:tr>
+      <w:tr>
+        <w:tc>
+          <w:tcPr>
+            <w:tcW w:w="2830" w:type="dxa"/>
+            <w:gridSpan w:val="2"/>
+            <w:tcBorders>
+              <w:top w:val="single" w:sz="24" w:space="0" w:color="auto"/>
+              <w:bottom w:val="single" w:sz="24" w:space="0" w:color="EE0000"/>
+            </w:tcBorders>
+          </w:tcPr>
+          <w:p>
+            <w:pPr>
+              <w:rPr>
+                <w:lang w:val="en-US"/>
+              </w:rPr>
+            </w:pPr>
+          </w:p>
+        </w:tc>
+        <w:tc>
+          <w:tcPr>
+            <w:tcW w:w="7626" w:type="dxa"/>
+            <w:gridSpan w:val="2"/>
+            <w:tcBorders>
+              <w:top w:val="single" w:sz="24" w:space="0" w:color="auto"/>
+              <w:bottom w:val="single" w:sz="24" w:space="0" w:color="EE0000"/>
+            </w:tcBorders>
+          </w:tcPr>
+          <w:p>
+            <w:pPr>
+              <w:rPr>
+                <w:lang w:val="en-US"/>
+              </w:rPr>
+            </w:pPr>
+          </w:p>
+        </w:tc>
+      </w:tr>
+      <w:tr>
+        <w:tc>
+          <w:tcPr>
+            <w:tcW w:w="2830" w:type="dxa"/>
+            <w:gridSpan w:val="2"/>
+            <w:tcBorders>
+              <w:top w:val="single" w:sz="24" w:space="0" w:color="EE0000"/>
+              <w:left w:val="single" w:sz="24" w:space="0" w:color="EE0000"/>
+            </w:tcBorders>
+          </w:tcPr>
+          <w:p>
+            <w:pPr>
+              <w:rPr>
+                <w:lang w:val="en-US"/>
+              </w:rPr>
+            </w:pPr>
+            <w:r>
+              <w:rPr>
+                <w:lang w:val="en-US"/>
+              </w:rPr>
+              <w:t>Search Identifier</w:t>
+            </w:r>
+          </w:p>
+        </w:tc>
+        <w:tc>
+          <w:tcPr>
+            <w:tcW w:w="7626" w:type="dxa"/>
+            <w:gridSpan w:val="2"/>
+            <w:tcBorders>
+              <w:top w:val="single" w:sz="24" w:space="0" w:color="EE0000"/>
+              <w:right w:val="single" w:sz="24" w:space="0" w:color="EE0000"/>
+            </w:tcBorders>
+          </w:tcPr>
+          <w:p>
+            <w:pPr>
+              <w:rPr>
+                <w:lang w:val="en-US"/>
+              </w:rPr>
+            </w:pPr>
+            <w:r>
+              <w:rPr>
+                <w:lang w:val="en-US"/>
+              </w:rPr>
+              <w:t>A</w:t>
+            </w:r>
+          </w:p>
+        </w:tc>
+      </w:tr>
+      <w:tr>
+        <w:tc>
+          <w:tcPr>
+            <w:tcW w:w="2830" w:type="dxa"/>
+            <w:gridSpan w:val="2"/>
+            <w:tcBorders>
+              <w:left w:val="single" w:sz="24" w:space="0" w:color="EE0000"/>
+            </w:tcBorders>
+          </w:tcPr>
+          <w:p>
+            <w:pPr>
+              <w:rPr>
+                <w:lang w:val="en-US"/>
+              </w:rPr>
+            </w:pPr>
+            <w:r>
+              <w:rPr>
+                <w:lang w:val="en-US"/>
+              </w:rPr>
+              <w:t>Scientist</w:t>
+            </w:r>
+          </w:p>
+        </w:tc>
+        <w:tc>
+          <w:tcPr>
+            <w:tcW w:w="7626" w:type="dxa"/>
+            <w:gridSpan w:val="2"/>
+            <w:tcBorders>
+              <w:right w:val="single" w:sz="24" w:space="0" w:color="EE0000"/>
+            </w:tcBorders>
+          </w:tcPr>
+          <w:p>
+            <w:pPr>
+              <w:rPr>
+                <w:lang w:val="en-US"/>
+              </w:rPr>
+            </w:pPr>
+            <w:r>
+              <w:rPr>
+                <w:lang w:val="en-US"/>
+              </w:rPr>
+              <w:t>Doris Braun</w:t>
+            </w:r>
+          </w:p>
+        </w:tc>
+      </w:tr>
+      <w:tr>
+        <w:tc>
+          <w:tcPr>
+            <w:tcW w:w="2830" w:type="dxa"/>
+            <w:gridSpan w:val="2"/>
+            <w:tcBorders>
+              <w:left w:val="single" w:sz="24" w:space="0" w:color="EE0000"/>
+            </w:tcBorders>
+          </w:tcPr>
+          <w:p>
+            <w:pPr>
+              <w:rPr>
+                <w:lang w:val="en-US"/>
+              </w:rPr>
+            </w:pPr>
+            <w:r>
+              <w:rPr>
+                <w:lang w:val="en-US"/>
+              </w:rPr>
+              <w:lastRenderedPageBreak/>
+              <w:t>Date</w:t>
+            </w:r>
+          </w:p>
+        </w:tc>
+        <w:tc>
+          <w:tcPr>
+            <w:tcW w:w="7626" w:type="dxa"/>
+            <w:gridSpan w:val="2"/>
+            <w:tcBorders>
+              <w:right w:val="single" w:sz="24" w:space="0" w:color="EE0000"/>
+            </w:tcBorders>
+          </w:tcPr>
+          <w:p>
+            <w:pPr>
+              <w:rPr>
+                <w:lang w:val="en-US"/>
+              </w:rPr>
+            </w:pPr>
+            <w:r>
+              <w:rPr>
+                <w:lang w:val="en-US"/>
+              </w:rPr>
+              <w:t>2011</w:t>
+            </w:r>
+          </w:p>
+        </w:tc>
+      </w:tr>
+      <w:tr>
+        <w:tc>
+          <w:tcPr>
+            <w:tcW w:w="2830" w:type="dxa"/>
+            <w:gridSpan w:val="2"/>
+            <w:tcBorders>
+              <w:left w:val="single" w:sz="24" w:space="0" w:color="EE0000"/>
+              <w:bottom w:val="single" w:sz="24" w:space="0" w:color="EE0000"/>
+            </w:tcBorders>
+          </w:tcPr>
+          <w:p>
+            <w:pPr>
+              <w:rPr>
+                <w:lang w:val="en-US"/>
+              </w:rPr>
+            </w:pPr>
+            <w:r>
+              <w:rPr>
+                <w:lang w:val="en-US"/>
+              </w:rPr>
+              <w:t>Publication</w:t>
+            </w:r>
+          </w:p>
+        </w:tc>
+        <w:tc>
+          <w:tcPr>
+            <w:tcW w:w="7626" w:type="dxa"/>
+            <w:gridSpan w:val="2"/>
+            <w:tcBorders>
+              <w:bottom w:val="single" w:sz="24" w:space="0" w:color="EE0000"/>
+              <w:right w:val="single" w:sz="24" w:space="0" w:color="EE0000"/>
+            </w:tcBorders>
+          </w:tcPr>
+          <w:p>
+            <w:pPr>
+              <w:rPr>
+                <w:lang w:val="en-US"/>
+              </w:rPr>
+            </w:pPr>
+            <w:r>
+              <w:rPr>
+                <w:lang w:val="en-US"/>
+              </w:rPr>
+              <w:t>Braun DE, Karamertzanis PG, Price SL 2011. Chem Commun 47, 5443-5445.</w:t>
+            </w:r>
+          </w:p>
+        </w:tc>
+      </w:tr>
+      <w:tr>
+        <w:tc>
+          <w:tcPr>
+            <w:tcW w:w="2830" w:type="dxa"/>
+            <w:gridSpan w:val="2"/>
+            <w:tcBorders>
+              <w:top w:val="single" w:sz="24" w:space="0" w:color="EE0000"/>
+              <w:left w:val="single" w:sz="24" w:space="0" w:color="EE0000"/>
+            </w:tcBorders>
+          </w:tcPr>
+          <w:p>
+            <w:pPr>
+              <w:rPr>
+                <w:lang w:val="en-US"/>
+              </w:rPr>
+            </w:pPr>
+            <w:r>
+              <w:rPr>
+                <w:lang w:val="en-US"/>
+              </w:rPr>
+              <w:t>Energy model</w:t>
+            </w:r>
+          </w:p>
+        </w:tc>
+        <w:tc>
+          <w:tcPr>
+            <w:tcW w:w="7626" w:type="dxa"/>
+            <w:gridSpan w:val="2"/>
+            <w:tcBorders>
+              <w:top w:val="single" w:sz="24" w:space="0" w:color="EE0000"/>
+              <w:right w:val="single" w:sz="24" w:space="0" w:color="EE0000"/>
+            </w:tcBorders>
+          </w:tcPr>
+          <w:p>
+            <w:pPr>
+              <w:rPr>
+                <w:lang w:val="en-US"/>
+              </w:rPr>
+            </w:pPr>
+            <w:r>
+              <w:rPr>
+                <w:lang w:val="en-US"/>
+              </w:rPr>
+              <w:t>1</w:t>
+            </w:r>
+          </w:p>
+        </w:tc>
+      </w:tr>
+      <w:tr>
+        <w:tc>
+          <w:tcPr>
+            <w:tcW w:w="2830" w:type="dxa"/>
+            <w:gridSpan w:val="2"/>
+            <w:tcBorders>
+              <w:left w:val="single" w:sz="24" w:space="0" w:color="EE0000"/>
+            </w:tcBorders>
+          </w:tcPr>
+          <w:p>
+            <w:pPr>
+              <w:rPr>
+                <w:lang w:val="en-US"/>
+              </w:rPr>
+            </w:pPr>
+            <w:r>
+              <w:rPr>
+                <w:lang w:val="en-US"/>
+              </w:rPr>
+              <w:t>Study_ID</w:t>
+            </w:r>
+          </w:p>
+        </w:tc>
+        <w:tc>
+          <w:tcPr>
+            <w:tcW w:w="7626" w:type="dxa"/>
+            <w:gridSpan w:val="2"/>
+            <w:tcBorders>
+              <w:right w:val="single" w:sz="24" w:space="0" w:color="EE0000"/>
+            </w:tcBorders>
+          </w:tcPr>
+          <w:p>
+            <w:pPr>
+              <w:rPr>
+                <w:lang w:val="en-US"/>
+              </w:rPr>
+            </w:pPr>
+            <w:r>
+              <w:rPr>
+                <w:lang w:val="en-US"/>
+              </w:rPr>
+              <w:t>30</w:t>
+            </w:r>
+          </w:p>
+        </w:tc>
+      </w:tr>
+      <w:tr>
+        <w:tc>
+          <w:tcPr>
+            <w:tcW w:w="2830" w:type="dxa"/>
+            <w:gridSpan w:val="2"/>
+            <w:tcBorders>
+              <w:left w:val="single" w:sz="24" w:space="0" w:color="EE0000"/>
+            </w:tcBorders>
+          </w:tcPr>
+          <w:p>
+            <w:pPr>
+              <w:rPr>
+                <w:lang w:val="en-US"/>
+              </w:rPr>
+            </w:pPr>
+            <w:r>
+              <w:rPr>
+                <w:lang w:val="en-US"/>
+              </w:rPr>
+              <w:t>Programs</w:t>
+            </w:r>
+          </w:p>
+        </w:tc>
+        <w:tc>
+          <w:tcPr>
+            <w:tcW w:w="7626" w:type="dxa"/>
+            <w:gridSpan w:val="2"/>
+            <w:tcBorders>
+              <w:right w:val="single" w:sz="24" w:space="0" w:color="EE0000"/>
+            </w:tcBorders>
+          </w:tcPr>
+          <w:p>
+            <w:pPr>
+              <w:rPr>
+                <w:lang w:val="en-US"/>
+              </w:rPr>
+            </w:pPr>
+            <w:r>
+              <w:rPr>
+                <w:lang w:val="en-US"/>
+              </w:rPr>
+              <w:t>CrystalPredictor, CrystalOptimizer, DMACRYS (2.0.4)</w:t>
+            </w:r>
+          </w:p>
+        </w:tc>
+      </w:tr>
+      <w:tr>
+        <w:tc>
+          <w:tcPr>
+            <w:tcW w:w="2830" w:type="dxa"/>
+            <w:gridSpan w:val="2"/>
+            <w:tcBorders>
+              <w:left w:val="single" w:sz="24" w:space="0" w:color="EE0000"/>
+            </w:tcBorders>
+          </w:tcPr>
+          <w:p>
+            <w:pPr>
+              <w:rPr>
+                <w:lang w:val="en-US"/>
+              </w:rPr>
+            </w:pPr>
+            <w:r>
+              <w:rPr>
+                <w:lang w:val="en-US"/>
+              </w:rPr>
+              <w:t>Location on S Drive</w:t>
+            </w:r>
+          </w:p>
+        </w:tc>
+        <w:tc>
+          <w:tcPr>
+            <w:tcW w:w="7626" w:type="dxa"/>
+            <w:gridSpan w:val="2"/>
+            <w:tcBorders>
+              <w:right w:val="single" w:sz="24" w:space="0" w:color="EE0000"/>
+            </w:tcBorders>
+          </w:tcPr>
+          <w:p>
+            <w:pPr>
+              <w:rPr>
+                <w:lang w:val="en-US"/>
+              </w:rPr>
+            </w:pPr>
+            <w:r>
+              <w:rPr>
+                <w:lang w:val="en-US"/>
+              </w:rPr>
+              <w:t>\CHEMISTRY_CPOSS\GentisicAcid\hemihydrate_PCM</w:t>
+            </w:r>
+          </w:p>
+        </w:tc>
+      </w:tr>
+      <w:tr>
+        <w:tc>
+          <w:tcPr>
+            <w:tcW w:w="2830" w:type="dxa"/>
+            <w:gridSpan w:val="2"/>
+            <w:tcBorders>
+              <w:left w:val="single" w:sz="24" w:space="0" w:color="EE0000"/>
+            </w:tcBorders>
+          </w:tcPr>
+          <w:p>
+            <w:pPr>
+              <w:rPr>
+                <w:lang w:val="en-US"/>
+              </w:rPr>
+            </w:pPr>
+            <w:r>
+              <w:rPr>
+                <w:lang w:val="en-US"/>
+              </w:rPr>
+              <w:t>Potential Description</w:t>
+            </w:r>
+          </w:p>
+        </w:tc>
+        <w:tc>
+          <w:tcPr>
+            <w:tcW w:w="7626" w:type="dxa"/>
+            <w:gridSpan w:val="2"/>
+            <w:tcBorders>
+              <w:right w:val="single" w:sz="24" w:space="0" w:color="EE0000"/>
+            </w:tcBorders>
+          </w:tcPr>
+          <w:p>
+            <w:pPr>
+              <w:rPr>
+                <w:lang w:val="en-US"/>
+              </w:rPr>
+            </w:pPr>
+            <w:r>
+              <w:rPr>
+                <w:lang w:val="en-US"/>
+              </w:rPr>
+              <w:t>GDMA2.2(PCMdielectric3(PBE0/aug-cc-pVTZ)) + FIT</w:t>
+            </w:r>
+          </w:p>
+        </w:tc>
+      </w:tr>
+      <w:tr>
+        <w:tc>
+          <w:tcPr>
+            <w:tcW w:w="2830" w:type="dxa"/>
+            <w:gridSpan w:val="2"/>
+            <w:tcBorders>
+              <w:left w:val="single" w:sz="24" w:space="0" w:color="EE0000"/>
+              <w:bottom w:val="single" w:sz="24" w:space="0" w:color="EE0000"/>
+            </w:tcBorders>
+          </w:tcPr>
+          <w:p>
+            <w:pPr>
+              <w:rPr>
+                <w:lang w:val="en-US"/>
+              </w:rPr>
+            </w:pPr>
+            <w:r>
+              <w:rPr>
+                <w:lang w:val="en-US"/>
+              </w:rPr>
+              <w:t>Intramolecular Description</w:t>
+            </w:r>
+          </w:p>
+        </w:tc>
+        <w:tc>
+          <w:tcPr>
+            <w:tcW w:w="7626" w:type="dxa"/>
+            <w:gridSpan w:val="2"/>
+            <w:tcBorders>
+              <w:bottom w:val="single" w:sz="24" w:space="0" w:color="EE0000"/>
+              <w:right w:val="single" w:sz="24" w:space="0" w:color="EE0000"/>
+            </w:tcBorders>
+          </w:tcPr>
+          <w:p>
+            <w:pPr>
+              <w:rPr>
+                <w:lang w:val="en-US"/>
+              </w:rPr>
+            </w:pPr>
+            <w:r>
+              <w:rPr>
+                <w:lang w:val="en-US"/>
+              </w:rPr>
+              <w:t xml:space="preserve"> PCMdielectric=3(PBE1PBE/aug-cc-pVTZ)</w:t>
+            </w:r>
+          </w:p>
+        </w:tc>
+      </w:tr>
+      <w:tr>
+        <w:tc>
+          <w:tcPr>
+            <w:tcW w:w="2830" w:type="dxa"/>
+            <w:gridSpan w:val="2"/>
+            <w:tcBorders>
+              <w:top w:val="single" w:sz="24" w:space="0" w:color="EE0000"/>
+              <w:bottom w:val="single" w:sz="24" w:space="0" w:color="auto"/>
+            </w:tcBorders>
+          </w:tcPr>
+          <w:p>
+            <w:pPr>
+              <w:rPr>
+                <w:lang w:val="en-US"/>
+              </w:rPr>
+            </w:pPr>
+          </w:p>
+        </w:tc>
+        <w:tc>
+          <w:tcPr>
+            <w:tcW w:w="7626" w:type="dxa"/>
+            <w:gridSpan w:val="2"/>
+            <w:tcBorders>
+              <w:top w:val="single" w:sz="24" w:space="0" w:color="EE0000"/>
+              <w:bottom w:val="single" w:sz="24" w:space="0" w:color="auto"/>
+            </w:tcBorders>
+          </w:tcPr>
+          <w:p>
+            <w:pPr>
+              <w:rPr>
+                <w:lang w:val="en-US"/>
+              </w:rPr>
+            </w:pPr>
+          </w:p>
+        </w:tc>
+      </w:tr>
+      <w:tr>
+        <w:tc>
+          <w:tcPr>
+            <w:tcW w:w="2830" w:type="dxa"/>
+            <w:gridSpan w:val="2"/>
+            <w:tcBorders>
+              <w:top w:val="single" w:sz="24" w:space="0" w:color="auto"/>
+              <w:left w:val="single" w:sz="24" w:space="0" w:color="auto"/>
+            </w:tcBorders>
+          </w:tcPr>
+          <w:p>
+            <w:pPr>
+              <w:rPr>
+                <w:lang w:val="es-ES"/>
+              </w:rPr>
+            </w:pPr>
+            <w:r>
+              <w:rPr>
+                <w:lang w:val="es-ES"/>
+              </w:rPr>
+              <w:t>REFCODE</w:t>
+            </w:r>
+          </w:p>
+        </w:tc>
+        <w:tc>
+          <w:tcPr>
+            <w:tcW w:w="7626" w:type="dxa"/>
+            <w:gridSpan w:val="2"/>
+            <w:tcBorders>
+              <w:top w:val="single" w:sz="24" w:space="0" w:color="auto"/>
+              <w:right w:val="single" w:sz="24" w:space="0" w:color="auto"/>
+            </w:tcBorders>
+          </w:tcPr>
+          <w:p>
+            <w:pPr>
+              <w:rPr>
+                <w:lang w:val="es-ES"/>
+              </w:rPr>
+            </w:pPr>
+            <w:r>
+              <w:rPr>
+                <w:lang w:val="es-ES"/>
+              </w:rPr>
+              <w:t>UCLDB</w:t>
+            </w:r>
+            <w:r>
+              <w:rPr>
+                <w:lang w:val="es-ES"/>
+              </w:rPr>
+              <w:t>D</w:t>
+            </w:r>
+          </w:p>
+        </w:tc>
+      </w:tr>
+      <w:tr>
+        <w:tc>
+          <w:tcPr>
+            <w:tcW w:w="2830" w:type="dxa"/>
+            <w:gridSpan w:val="2"/>
+            <w:tcBorders>
+              <w:left w:val="single" w:sz="24" w:space="0" w:color="auto"/>
+            </w:tcBorders>
+          </w:tcPr>
+          <w:p>
+            <w:pPr>
+              <w:rPr>
+                <w:lang w:val="es-ES"/>
+              </w:rPr>
+            </w:pPr>
+            <w:r>
+              <w:rPr>
+                <w:lang w:val="es-ES"/>
+              </w:rPr>
+              <w:t>Formula</w:t>
+            </w:r>
+          </w:p>
+        </w:tc>
+        <w:tc>
+          <w:tcPr>
+            <w:tcW w:w="7626" w:type="dxa"/>
+            <w:gridSpan w:val="2"/>
+            <w:tcBorders>
+              <w:right w:val="single" w:sz="24" w:space="0" w:color="auto"/>
+            </w:tcBorders>
+          </w:tcPr>
+          <w:p>
+            <w:pPr>
+              <w:rPr>
+                <w:lang w:val="es-ES"/>
+              </w:rPr>
+            </w:pPr>
+            <w:r>
+              <w:rPr>
+                <w:lang w:val="es-ES"/>
+              </w:rPr>
+              <w:t>C7 H6 O4 - H2 O1</w:t>
+            </w:r>
+          </w:p>
+        </w:tc>
+      </w:tr>
+      <w:tr>
+        <w:tc>
+          <w:tcPr>
+            <w:tcW w:w="2830" w:type="dxa"/>
+            <w:gridSpan w:val="2"/>
+            <w:tcBorders>
+              <w:left w:val="single" w:sz="24" w:space="0" w:color="auto"/>
+            </w:tcBorders>
+          </w:tcPr>
+          <w:p>
+            <w:pPr>
+              <w:rPr>
+                <w:lang w:val="en-US"/>
+              </w:rPr>
+            </w:pPr>
+            <w:r>
+              <w:rPr>
+                <w:lang w:val="en-US"/>
+              </w:rPr>
+              <w:t>Common Name</w:t>
+            </w:r>
+          </w:p>
+        </w:tc>
+        <w:tc>
+          <w:tcPr>
+            <w:tcW w:w="7626" w:type="dxa"/>
+            <w:gridSpan w:val="2"/>
+            <w:tcBorders>
+              <w:right w:val="single" w:sz="24" w:space="0" w:color="auto"/>
+            </w:tcBorders>
+          </w:tcPr>
+          <w:p>
+            <w:pPr>
+              <w:rPr>
+                <w:lang w:val="en-US"/>
+              </w:rPr>
+            </w:pPr>
+            <w:r>
+              <w:rPr>
+                <w:lang w:val="en-US"/>
+              </w:rPr>
+              <w:t xml:space="preserve">Gentisic Acid </w:t>
+            </w:r>
+            <w:r>
+              <w:rPr>
+                <w:lang w:val="en-US"/>
+              </w:rPr>
+              <w:t>Mono</w:t>
+            </w:r>
+            <w:r>
+              <w:rPr>
+                <w:lang w:val="en-US"/>
+              </w:rPr>
+              <w:t>hydrate</w:t>
+            </w:r>
+          </w:p>
+        </w:tc>
+      </w:tr>
+      <w:tr>
+        <w:tc>
+          <w:tcPr>
+            <w:tcW w:w="2830" w:type="dxa"/>
+            <w:gridSpan w:val="2"/>
+            <w:tcBorders>
+              <w:left w:val="single" w:sz="24" w:space="0" w:color="auto"/>
+            </w:tcBorders>
+          </w:tcPr>
+          <w:p>
+            <w:pPr>
+              <w:rPr>
+                <w:lang w:val="en-US"/>
+              </w:rPr>
+            </w:pPr>
+            <w:r>
+              <w:rPr>
+                <w:lang w:val="en-US"/>
+              </w:rPr>
+              <w:t>IUPAC Systematic Name</w:t>
+            </w:r>
+          </w:p>
+        </w:tc>
+        <w:tc>
+          <w:tcPr>
+            <w:tcW w:w="7626" w:type="dxa"/>
+            <w:gridSpan w:val="2"/>
+            <w:tcBorders>
+              <w:right w:val="single" w:sz="24" w:space="0" w:color="auto"/>
+            </w:tcBorders>
+          </w:tcPr>
+          <w:p>
+            <w:pPr>
+              <w:rPr>
+                <w:lang w:val="en-US"/>
+              </w:rPr>
+            </w:pPr>
+            <w:r>
+              <w:rPr>
+                <w:lang w:val="en-US"/>
+              </w:rPr>
+              <w:t xml:space="preserve">2,5-Dihydroxybenzoic Acid </w:t>
+            </w:r>
+            <w:r>
+              <w:rPr>
+                <w:lang w:val="en-US"/>
+              </w:rPr>
+              <w:t>Mono</w:t>
+            </w:r>
+            <w:r>
+              <w:rPr>
+                <w:lang w:val="en-US"/>
+              </w:rPr>
+              <w:t>hydrate</w:t>
+            </w:r>
+          </w:p>
+        </w:tc>
+      </w:tr>
+      <w:tr>
+        <w:tc>
+          <w:tcPr>
+            <w:tcW w:w="2830" w:type="dxa"/>
+            <w:gridSpan w:val="2"/>
+            <w:tcBorders>
+              <w:left w:val="single" w:sz="24" w:space="0" w:color="auto"/>
+            </w:tcBorders>
+          </w:tcPr>
+          <w:p>
+            <w:pPr>
+              <w:rPr>
+                <w:lang w:val="en-US"/>
+              </w:rPr>
+            </w:pPr>
+            <w:r>
+              <w:rPr>
+                <w:lang w:val="en-US"/>
+              </w:rPr>
+              <w:t>Other Names</w:t>
+            </w:r>
+          </w:p>
+        </w:tc>
+        <w:tc>
+          <w:tcPr>
+            <w:tcW w:w="7626" w:type="dxa"/>
+            <w:gridSpan w:val="2"/>
+            <w:tcBorders>
+              <w:right w:val="single" w:sz="24" w:space="0" w:color="auto"/>
+            </w:tcBorders>
+          </w:tcPr>
+          <w:p>
+            <w:pPr>
+              <w:rPr>
+                <w:lang w:val="en-US"/>
+              </w:rPr>
+            </w:pPr>
+          </w:p>
+        </w:tc>
+      </w:tr>
+      <w:tr>
+        <w:tc>
+          <w:tcPr>
+            <w:tcW w:w="2830" w:type="dxa"/>
+            <w:gridSpan w:val="2"/>
+            <w:tcBorders>
+              <w:left w:val="single" w:sz="24" w:space="0" w:color="auto"/>
+              <w:bottom w:val="single" w:sz="24" w:space="0" w:color="auto"/>
+            </w:tcBorders>
+          </w:tcPr>
+          <w:p>
+            <w:pPr>
+              <w:rPr>
+                <w:lang w:val="en-US"/>
+              </w:rPr>
+            </w:pPr>
+            <w:r>
+              <w:rPr>
+                <w:lang w:val="en-US"/>
+              </w:rPr>
+              <w:t>CSD Refcodes</w:t>
+            </w:r>
+          </w:p>
+        </w:tc>
+        <w:tc>
+          <w:tcPr>
+            <w:tcW w:w="7626" w:type="dxa"/>
+            <w:gridSpan w:val="2"/>
+            <w:tcBorders>
+              <w:bottom w:val="single" w:sz="24" w:space="0" w:color="auto"/>
+              <w:right w:val="single" w:sz="24" w:space="0" w:color="auto"/>
+            </w:tcBorders>
+          </w:tcPr>
+          <w:p>
+            <w:pPr>
+              <w:rPr>
+                <w:lang w:val="en-US"/>
+              </w:rPr>
+            </w:pPr>
+          </w:p>
+        </w:tc>
+      </w:tr>
+      <w:tr>
+        <w:tc>
+          <w:tcPr>
+            <w:tcW w:w="2830" w:type="dxa"/>
+            <w:gridSpan w:val="2"/>
+            <w:tcBorders>
+              <w:top w:val="single" w:sz="24" w:space="0" w:color="auto"/>
+              <w:bottom w:val="single" w:sz="24" w:space="0" w:color="EE0000"/>
+            </w:tcBorders>
+          </w:tcPr>
+          <w:p>
+            <w:pPr>
+              <w:rPr>
+                <w:lang w:val="en-US"/>
+              </w:rPr>
+            </w:pPr>
+          </w:p>
+        </w:tc>
+        <w:tc>
+          <w:tcPr>
+            <w:tcW w:w="7626" w:type="dxa"/>
+            <w:gridSpan w:val="2"/>
+            <w:tcBorders>
+              <w:top w:val="single" w:sz="24" w:space="0" w:color="auto"/>
+              <w:bottom w:val="single" w:sz="24" w:space="0" w:color="EE0000"/>
+            </w:tcBorders>
+          </w:tcPr>
+          <w:p>
+            <w:pPr>
+              <w:rPr>
+                <w:lang w:val="en-US"/>
+              </w:rPr>
+            </w:pPr>
+          </w:p>
+        </w:tc>
+      </w:tr>
+      <w:tr>
+        <w:tc>
+          <w:tcPr>
+            <w:tcW w:w="2830" w:type="dxa"/>
+            <w:gridSpan w:val="2"/>
+            <w:tcBorders>
+              <w:top w:val="single" w:sz="24" w:space="0" w:color="EE0000"/>
+              <w:left w:val="single" w:sz="24" w:space="0" w:color="EE0000"/>
+            </w:tcBorders>
+          </w:tcPr>
+          <w:p>
+            <w:pPr>
+              <w:rPr>
+                <w:lang w:val="en-US"/>
+              </w:rPr>
+            </w:pPr>
+            <w:r>
+              <w:rPr>
+                <w:lang w:val="en-US"/>
+              </w:rPr>
+              <w:t>Search Identifier</w:t>
+            </w:r>
+          </w:p>
+        </w:tc>
+        <w:tc>
+          <w:tcPr>
+            <w:tcW w:w="7626" w:type="dxa"/>
+            <w:gridSpan w:val="2"/>
+            <w:tcBorders>
+              <w:top w:val="single" w:sz="24" w:space="0" w:color="EE0000"/>
+              <w:right w:val="single" w:sz="24" w:space="0" w:color="EE0000"/>
+            </w:tcBorders>
+          </w:tcPr>
+          <w:p>
+            <w:pPr>
+              <w:rPr>
+                <w:lang w:val="en-US"/>
+              </w:rPr>
+            </w:pPr>
+            <w:r>
+              <w:rPr>
+                <w:lang w:val="en-US"/>
+              </w:rPr>
+              <w:t>A</w:t>
+            </w:r>
+          </w:p>
+        </w:tc>
+      </w:tr>
+      <w:tr>
+        <w:tc>
+          <w:tcPr>
+            <w:tcW w:w="2830" w:type="dxa"/>
+            <w:gridSpan w:val="2"/>
+            <w:tcBorders>
+              <w:left w:val="single" w:sz="24" w:space="0" w:color="EE0000"/>
+            </w:tcBorders>
+          </w:tcPr>
+          <w:p>
+            <w:pPr>
+              <w:rPr>
+                <w:lang w:val="en-US"/>
+              </w:rPr>
+            </w:pPr>
+            <w:r>
+              <w:rPr>
+                <w:lang w:val="en-US"/>
+              </w:rPr>
+              <w:t>Scientist</w:t>
+            </w:r>
+          </w:p>
+        </w:tc>
+        <w:tc>
+          <w:tcPr>
+            <w:tcW w:w="7626" w:type="dxa"/>
+            <w:gridSpan w:val="2"/>
+            <w:tcBorders>
+              <w:right w:val="single" w:sz="24" w:space="0" w:color="EE0000"/>
+            </w:tcBorders>
+          </w:tcPr>
+          <w:p>
+            <w:pPr>
+              <w:rPr>
+                <w:lang w:val="en-US"/>
+              </w:rPr>
+            </w:pPr>
+            <w:r>
+              <w:rPr>
+                <w:lang w:val="en-US"/>
+              </w:rPr>
+              <w:t>Doris Braun</w:t>
+            </w:r>
+          </w:p>
+        </w:tc>
+      </w:tr>
+      <w:tr>
+        <w:tc>
+          <w:tcPr>
+            <w:tcW w:w="2830" w:type="dxa"/>
+            <w:gridSpan w:val="2"/>
+            <w:tcBorders>
+              <w:left w:val="single" w:sz="24" w:space="0" w:color="EE0000"/>
+            </w:tcBorders>
+          </w:tcPr>
+          <w:p>
+            <w:pPr>
+              <w:rPr>
+                <w:lang w:val="en-US"/>
+              </w:rPr>
+            </w:pPr>
+            <w:r>
+              <w:rPr>
+                <w:lang w:val="en-US"/>
+              </w:rPr>
+              <w:t>Date</w:t>
+            </w:r>
+          </w:p>
+        </w:tc>
+        <w:tc>
+          <w:tcPr>
+            <w:tcW w:w="7626" w:type="dxa"/>
+            <w:gridSpan w:val="2"/>
+            <w:tcBorders>
+              <w:right w:val="single" w:sz="24" w:space="0" w:color="EE0000"/>
+            </w:tcBorders>
+          </w:tcPr>
+          <w:p>
+            <w:pPr>
+              <w:rPr>
+                <w:lang w:val="en-US"/>
+              </w:rPr>
+            </w:pPr>
+            <w:r>
+              <w:rPr>
+                <w:lang w:val="en-US"/>
+              </w:rPr>
+              <w:t>2011</w:t>
+            </w:r>
+          </w:p>
+        </w:tc>
+      </w:tr>
+      <w:tr>
+        <w:tc>
+          <w:tcPr>
+            <w:tcW w:w="2830" w:type="dxa"/>
+            <w:gridSpan w:val="2"/>
+            <w:tcBorders>
+              <w:left w:val="single" w:sz="24" w:space="0" w:color="EE0000"/>
+              <w:bottom w:val="single" w:sz="24" w:space="0" w:color="EE0000"/>
+            </w:tcBorders>
+          </w:tcPr>
+          <w:p>
+            <w:pPr>
+              <w:rPr>
+                <w:lang w:val="en-US"/>
+              </w:rPr>
+            </w:pPr>
+            <w:r>
+              <w:rPr>
+                <w:lang w:val="en-US"/>
+              </w:rPr>
+              <w:t>Publication</w:t>
+            </w:r>
+          </w:p>
+        </w:tc>
+        <w:tc>
+          <w:tcPr>
+            <w:tcW w:w="7626" w:type="dxa"/>
+            <w:gridSpan w:val="2"/>
+            <w:tcBorders>
+              <w:bottom w:val="single" w:sz="24" w:space="0" w:color="EE0000"/>
+              <w:right w:val="single" w:sz="24" w:space="0" w:color="EE0000"/>
+            </w:tcBorders>
+          </w:tcPr>
+          <w:p>
+            <w:pPr>
+              <w:rPr>
+                <w:lang w:val="en-US"/>
+              </w:rPr>
+            </w:pPr>
+            <w:r>
+              <w:rPr>
+                <w:lang w:val="en-US"/>
+              </w:rPr>
+              <w:t>Braun DE, Karamertzanis PG, Price SL 2011. Chem Commun 47, 5443-5445.</w:t>
+            </w:r>
+          </w:p>
+        </w:tc>
+      </w:tr>
+      <w:tr>
+        <w:tc>
+          <w:tcPr>
+            <w:tcW w:w="2830" w:type="dxa"/>
+            <w:gridSpan w:val="2"/>
+            <w:tcBorders>
+              <w:top w:val="single" w:sz="24" w:space="0" w:color="EE0000"/>
+              <w:left w:val="single" w:sz="24" w:space="0" w:color="EE0000"/>
+            </w:tcBorders>
+          </w:tcPr>
+          <w:p>
+            <w:pPr>
+              <w:rPr>
+                <w:lang w:val="en-US"/>
+              </w:rPr>
+            </w:pPr>
+            <w:r>
+              <w:rPr>
+                <w:lang w:val="en-US"/>
+              </w:rPr>
+              <w:t>Energy model</w:t>
+            </w:r>
+          </w:p>
+        </w:tc>
+        <w:tc>
+          <w:tcPr>
+            <w:tcW w:w="7626" w:type="dxa"/>
+            <w:gridSpan w:val="2"/>
+            <w:tcBorders>
+              <w:top w:val="single" w:sz="24" w:space="0" w:color="EE0000"/>
+              <w:right w:val="single" w:sz="24" w:space="0" w:color="EE0000"/>
+            </w:tcBorders>
+          </w:tcPr>
+          <w:p>
+            <w:pPr>
+              <w:rPr>
+                <w:lang w:val="en-US"/>
+              </w:rPr>
+            </w:pPr>
+            <w:r>
+              <w:rPr>
+                <w:lang w:val="en-US"/>
+              </w:rPr>
+              <w:t>1</w:t>
+            </w:r>
+          </w:p>
+        </w:tc>
+      </w:tr>
+      <w:tr>
+        <w:tc>
+          <w:tcPr>
+            <w:tcW w:w="2830" w:type="dxa"/>
+            <w:gridSpan w:val="2"/>
+            <w:tcBorders>
+              <w:left w:val="single" w:sz="24" w:space="0" w:color="EE0000"/>
+            </w:tcBorders>
+          </w:tcPr>
+          <w:p>
+            <w:pPr>
+              <w:rPr>
+                <w:lang w:val="en-US"/>
+              </w:rPr>
+            </w:pPr>
+            <w:r>
+              <w:rPr>
+                <w:lang w:val="en-US"/>
+              </w:rPr>
+              <w:t>Study_ID</w:t>
+            </w:r>
+          </w:p>
+        </w:tc>
+        <w:tc>
+          <w:tcPr>
+            <w:tcW w:w="7626" w:type="dxa"/>
+            <w:gridSpan w:val="2"/>
+            <w:tcBorders>
+              <w:right w:val="single" w:sz="24" w:space="0" w:color="EE0000"/>
+            </w:tcBorders>
+          </w:tcPr>
+          <w:p>
+            <w:pPr>
+              <w:rPr>
+                <w:lang w:val="en-US"/>
+              </w:rPr>
+            </w:pPr>
+            <w:r>
+              <w:rPr>
+                <w:lang w:val="en-US"/>
+              </w:rPr>
+              <w:t>30</w:t>
+            </w:r>
+          </w:p>
+        </w:tc>
+      </w:tr>
+      <w:tr>
+        <w:tc>
+          <w:tcPr>
+            <w:tcW w:w="2830" w:type="dxa"/>
+            <w:gridSpan w:val="2"/>
+            <w:tcBorders>
+              <w:left w:val="single" w:sz="24" w:space="0" w:color="EE0000"/>
+            </w:tcBorders>
+          </w:tcPr>
+          <w:p>
+            <w:pPr>
+              <w:rPr>
+                <w:lang w:val="en-US"/>
+              </w:rPr>
+            </w:pPr>
+            <w:r>
+              <w:rPr>
+                <w:lang w:val="en-US"/>
+              </w:rPr>
+              <w:t>Programs</w:t>
+            </w:r>
+          </w:p>
+        </w:tc>
+        <w:tc>
+          <w:tcPr>
+            <w:tcW w:w="7626" w:type="dxa"/>
+            <w:gridSpan w:val="2"/>
+            <w:tcBorders>
+              <w:right w:val="single" w:sz="24" w:space="0" w:color="EE0000"/>
+            </w:tcBorders>
+          </w:tcPr>
+          <w:p>
+            <w:pPr>
+              <w:rPr>
+                <w:lang w:val="en-US"/>
+              </w:rPr>
+            </w:pPr>
+            <w:r>
+              <w:rPr>
+                <w:lang w:val="en-US"/>
+              </w:rPr>
+              <w:t>CrystalPredictor, CrystalOptimizer, DMACRYS (2.0.4)</w:t>
+            </w:r>
+          </w:p>
+        </w:tc>
+      </w:tr>
+      <w:tr>
+        <w:tc>
+          <w:tcPr>
+            <w:tcW w:w="2830" w:type="dxa"/>
+            <w:gridSpan w:val="2"/>
+            <w:tcBorders>
+              <w:left w:val="single" w:sz="24" w:space="0" w:color="EE0000"/>
+            </w:tcBorders>
+          </w:tcPr>
+          <w:p>
+            <w:pPr>
+              <w:rPr>
+                <w:lang w:val="en-US"/>
+              </w:rPr>
+            </w:pPr>
+            <w:r>
+              <w:rPr>
+                <w:lang w:val="en-US"/>
+              </w:rPr>
+              <w:t>Location on S Drive</w:t>
+            </w:r>
+          </w:p>
+        </w:tc>
+        <w:tc>
+          <w:tcPr>
+            <w:tcW w:w="7626" w:type="dxa"/>
+            <w:gridSpan w:val="2"/>
+            <w:tcBorders>
+              <w:right w:val="single" w:sz="24" w:space="0" w:color="EE0000"/>
+            </w:tcBorders>
+          </w:tcPr>
+          <w:p>
+            <w:pPr>
+              <w:rPr>
+                <w:lang w:val="en-US"/>
+              </w:rPr>
+            </w:pPr>
+            <w:r>
+              <w:rPr>
+                <w:lang w:val="en-US"/>
+              </w:rPr>
+              <w:t>\CHEMISTRY_CPOSS\GentisicAcid\monohydrate_PCM</w:t>
+            </w:r>
+          </w:p>
+        </w:tc>
+      </w:tr>
+      <w:tr>
+        <w:tc>
+          <w:tcPr>
+            <w:tcW w:w="2830" w:type="dxa"/>
+            <w:gridSpan w:val="2"/>
+            <w:tcBorders>
+              <w:left w:val="single" w:sz="24" w:space="0" w:color="EE0000"/>
+            </w:tcBorders>
+          </w:tcPr>
+          <w:p>
+            <w:pPr>
+              <w:rPr>
+                <w:lang w:val="en-US"/>
+              </w:rPr>
+            </w:pPr>
+            <w:r>
+              <w:rPr>
+                <w:lang w:val="en-US"/>
+              </w:rPr>
+              <w:t>Potential Description</w:t>
+            </w:r>
+          </w:p>
+        </w:tc>
+        <w:tc>
+          <w:tcPr>
+            <w:tcW w:w="7626" w:type="dxa"/>
+            <w:gridSpan w:val="2"/>
+            <w:tcBorders>
+              <w:right w:val="single" w:sz="24" w:space="0" w:color="EE0000"/>
+            </w:tcBorders>
+          </w:tcPr>
+          <w:p>
+            <w:pPr>
+              <w:rPr>
+                <w:lang w:val="en-US"/>
+              </w:rPr>
+            </w:pPr>
+            <w:r>
+              <w:rPr>
+                <w:lang w:val="en-US"/>
+              </w:rPr>
+              <w:t>GDMA2.2(PCMdielectric3(PBE0/aug-cc-pVTZ)) + FIT</w:t>
+            </w:r>
+          </w:p>
+        </w:tc>
+      </w:tr>
+      <w:tr>
+        <w:tc>
+          <w:tcPr>
+            <w:tcW w:w="2830" w:type="dxa"/>
+            <w:gridSpan w:val="2"/>
+            <w:tcBorders>
+              <w:left w:val="single" w:sz="24" w:space="0" w:color="EE0000"/>
+              <w:bottom w:val="single" w:sz="24" w:space="0" w:color="EE0000"/>
+            </w:tcBorders>
+          </w:tcPr>
+          <w:p>
+            <w:pPr>
+              <w:rPr>
+                <w:lang w:val="en-US"/>
+              </w:rPr>
+            </w:pPr>
+            <w:r>
+              <w:rPr>
+                <w:lang w:val="en-US"/>
+              </w:rPr>
+              <w:t>Intramolecular Description</w:t>
+            </w:r>
+          </w:p>
+        </w:tc>
+        <w:tc>
+          <w:tcPr>
+            <w:tcW w:w="7626" w:type="dxa"/>
+            <w:gridSpan w:val="2"/>
+            <w:tcBorders>
+              <w:bottom w:val="single" w:sz="24" w:space="0" w:color="EE0000"/>
+              <w:right w:val="single" w:sz="24" w:space="0" w:color="EE0000"/>
+            </w:tcBorders>
+          </w:tcPr>
+          <w:p>
+            <w:pPr>
+              <w:rPr>
+                <w:lang w:val="en-US"/>
+              </w:rPr>
+            </w:pPr>
+            <w:r>
+              <w:rPr>
+                <w:lang w:val="en-US"/>
+              </w:rPr>
+              <w:t xml:space="preserve"> PCMdielectric=3(PBE1PBE/aug-cc-pVTZ)</w:t>
+            </w:r>
+          </w:p>
+        </w:tc>
+      </w:tr>
+      <w:tr>
+        <w:tc>
+          <w:tcPr>
+            <w:tcW w:w="2830" w:type="dxa"/>
+            <w:gridSpan w:val="2"/>
+            <w:tcBorders>
+              <w:top w:val="single" w:sz="24" w:space="0" w:color="EE0000"/>
+              <w:bottom w:val="single" w:sz="24" w:space="0" w:color="auto"/>
+            </w:tcBorders>
+          </w:tcPr>
+          <w:p>
+            <w:pPr>
+              <w:rPr>
+                <w:lang w:val="en-US"/>
+              </w:rPr>
+            </w:pPr>
+          </w:p>
+        </w:tc>
+        <w:tc>
+          <w:tcPr>
+            <w:tcW w:w="7626" w:type="dxa"/>
+            <w:gridSpan w:val="2"/>
+            <w:tcBorders>
+              <w:top w:val="single" w:sz="24" w:space="0" w:color="EE0000"/>
+              <w:bottom w:val="single" w:sz="24" w:space="0" w:color="auto"/>
+            </w:tcBorders>
+          </w:tcPr>
+          <w:p>
+            <w:pPr>
+              <w:rPr>
+                <w:lang w:val="en-US"/>
+              </w:rPr>
+            </w:pPr>
+          </w:p>
+        </w:tc>
+      </w:tr>
+      <w:tr>
+        <w:tc>
+          <w:tcPr>
+            <w:tcW w:w="2830" w:type="dxa"/>
+            <w:gridSpan w:val="2"/>
+            <w:tcBorders>
+              <w:top w:val="single" w:sz="24" w:space="0" w:color="auto"/>
+              <w:left w:val="single" w:sz="24" w:space="0" w:color="auto"/>
+            </w:tcBorders>
+          </w:tcPr>
+          <w:p>
+            <w:pPr>
+              <w:rPr>
+                <w:lang w:val="es-ES"/>
+              </w:rPr>
+            </w:pPr>
+            <w:r>
+              <w:rPr>
+                <w:lang w:val="es-ES"/>
+              </w:rPr>
+              <w:t>REFCODE</w:t>
+            </w:r>
+          </w:p>
+        </w:tc>
+        <w:tc>
+          <w:tcPr>
+            <w:tcW w:w="7626" w:type="dxa"/>
+            <w:gridSpan w:val="2"/>
+            <w:tcBorders>
+              <w:top w:val="single" w:sz="24" w:space="0" w:color="auto"/>
+              <w:right w:val="single" w:sz="24" w:space="0" w:color="auto"/>
+            </w:tcBorders>
+          </w:tcPr>
+          <w:p>
+            <w:pPr>
+              <w:rPr>
+                <w:lang w:val="es-ES"/>
+              </w:rPr>
+            </w:pPr>
+            <w:r>
+              <w:rPr>
+                <w:lang w:val="es-ES"/>
+              </w:rPr>
+              <w:t>UCLDBE</w:t>
+            </w:r>
+          </w:p>
+        </w:tc>
+      </w:tr>
+      <w:tr>
+        <w:tc>
+          <w:tcPr>
+            <w:tcW w:w="2830" w:type="dxa"/>
+            <w:gridSpan w:val="2"/>
+            <w:tcBorders>
+              <w:left w:val="single" w:sz="24" w:space="0" w:color="auto"/>
+            </w:tcBorders>
+          </w:tcPr>
+          <w:p>
+            <w:pPr>
+              <w:rPr>
+                <w:lang w:val="es-ES"/>
+              </w:rPr>
+            </w:pPr>
+            <w:r>
+              <w:rPr>
+                <w:lang w:val="es-ES"/>
+              </w:rPr>
+              <w:t>Formula</w:t>
+            </w:r>
+          </w:p>
+        </w:tc>
+        <w:tc>
+          <w:tcPr>
+            <w:tcW w:w="7626" w:type="dxa"/>
+            <w:gridSpan w:val="2"/>
+            <w:tcBorders>
+              <w:right w:val="single" w:sz="24" w:space="0" w:color="auto"/>
+            </w:tcBorders>
+          </w:tcPr>
+          <w:p>
+            <w:pPr>
+              <w:rPr>
+                <w:lang w:val="es-ES"/>
+              </w:rPr>
+            </w:pPr>
+            <w:r>
+              <w:rPr>
+                <w:lang w:val="es-ES"/>
+              </w:rPr>
+              <w:t>C7 H6 O4 - 2(H2 O1)</w:t>
+            </w:r>
+          </w:p>
+        </w:tc>
+      </w:tr>
+      <w:tr>
+        <w:tc>
+          <w:tcPr>
+            <w:tcW w:w="2830" w:type="dxa"/>
+            <w:gridSpan w:val="2"/>
+            <w:tcBorders>
+              <w:left w:val="single" w:sz="24" w:space="0" w:color="auto"/>
+            </w:tcBorders>
+          </w:tcPr>
+          <w:p>
+            <w:pPr>
+              <w:rPr>
+                <w:lang w:val="en-US"/>
+              </w:rPr>
+            </w:pPr>
+            <w:r>
+              <w:rPr>
+                <w:lang w:val="en-US"/>
+              </w:rPr>
+              <w:t>Common Name</w:t>
+            </w:r>
+          </w:p>
+        </w:tc>
+        <w:tc>
+          <w:tcPr>
+            <w:tcW w:w="7626" w:type="dxa"/>
+            <w:gridSpan w:val="2"/>
+            <w:tcBorders>
+              <w:right w:val="single" w:sz="24" w:space="0" w:color="auto"/>
+            </w:tcBorders>
+          </w:tcPr>
+          <w:p>
+            <w:pPr>
+              <w:rPr>
+                <w:lang w:val="en-US"/>
+              </w:rPr>
+            </w:pPr>
+            <w:r>
+              <w:rPr>
+                <w:lang w:val="en-US"/>
+              </w:rPr>
+              <w:t>Gentisic Acid Dihydrate</w:t>
+            </w:r>
+          </w:p>
+        </w:tc>
+      </w:tr>
+      <w:tr>
+        <w:tc>
+          <w:tcPr>
+            <w:tcW w:w="2830" w:type="dxa"/>
+            <w:gridSpan w:val="2"/>
+            <w:tcBorders>
+              <w:left w:val="single" w:sz="24" w:space="0" w:color="auto"/>
+            </w:tcBorders>
+          </w:tcPr>
+          <w:p>
+            <w:pPr>
+              <w:rPr>
+                <w:lang w:val="en-US"/>
+              </w:rPr>
+            </w:pPr>
+            <w:r>
+              <w:rPr>
+                <w:lang w:val="en-US"/>
+              </w:rPr>
+              <w:t>IUPAC Systematic Name</w:t>
+            </w:r>
+          </w:p>
+        </w:tc>
+        <w:tc>
+          <w:tcPr>
+            <w:tcW w:w="7626" w:type="dxa"/>
+            <w:gridSpan w:val="2"/>
+            <w:tcBorders>
+              <w:right w:val="single" w:sz="24" w:space="0" w:color="auto"/>
+            </w:tcBorders>
+          </w:tcPr>
+          <w:p>
+            <w:pPr>
+              <w:rPr>
+                <w:lang w:val="en-US"/>
+              </w:rPr>
+            </w:pPr>
+            <w:r>
+              <w:rPr>
+                <w:lang w:val="en-US"/>
+              </w:rPr>
+              <w:t>2,5-Dihydroxybenzoic Acid Dihydrate</w:t>
+            </w:r>
+          </w:p>
+        </w:tc>
+      </w:tr>
+      <w:tr>
+        <w:tc>
+          <w:tcPr>
+            <w:tcW w:w="2830" w:type="dxa"/>
+            <w:gridSpan w:val="2"/>
+            <w:tcBorders>
+              <w:left w:val="single" w:sz="24" w:space="0" w:color="auto"/>
+            </w:tcBorders>
+          </w:tcPr>
+          <w:p>
+            <w:pPr>
+              <w:rPr>
+                <w:lang w:val="en-US"/>
+              </w:rPr>
+            </w:pPr>
+            <w:r>
+              <w:rPr>
+                <w:lang w:val="en-US"/>
+              </w:rPr>
+              <w:t>Other Names</w:t>
+            </w:r>
+          </w:p>
+        </w:tc>
+        <w:tc>
+          <w:tcPr>
+            <w:tcW w:w="7626" w:type="dxa"/>
+            <w:gridSpan w:val="2"/>
+            <w:tcBorders>
+              <w:right w:val="single" w:sz="24" w:space="0" w:color="auto"/>
+            </w:tcBorders>
+          </w:tcPr>
+          <w:p>
+            <w:pPr>
+              <w:rPr>
+                <w:lang w:val="en-US"/>
+              </w:rPr>
+            </w:pPr>
+          </w:p>
+        </w:tc>
+      </w:tr>
+      <w:tr>
+        <w:tc>
+          <w:tcPr>
+            <w:tcW w:w="2830" w:type="dxa"/>
+            <w:gridSpan w:val="2"/>
+            <w:tcBorders>
+              <w:left w:val="single" w:sz="24" w:space="0" w:color="auto"/>
+              <w:bottom w:val="single" w:sz="24" w:space="0" w:color="auto"/>
+            </w:tcBorders>
+          </w:tcPr>
+          <w:p>
+            <w:pPr>
+              <w:rPr>
+                <w:lang w:val="en-US"/>
+              </w:rPr>
+            </w:pPr>
+            <w:r>
+              <w:rPr>
+                <w:lang w:val="en-US"/>
+              </w:rPr>
+              <w:t>CSD Refcodes</w:t>
+            </w:r>
+          </w:p>
+        </w:tc>
+        <w:tc>
+          <w:tcPr>
+            <w:tcW w:w="7626" w:type="dxa"/>
+            <w:gridSpan w:val="2"/>
+            <w:tcBorders>
+              <w:bottom w:val="single" w:sz="24" w:space="0" w:color="auto"/>
+              <w:right w:val="single" w:sz="24" w:space="0" w:color="auto"/>
+            </w:tcBorders>
+          </w:tcPr>
+          <w:p>
+            <w:pPr>
+              <w:rPr>
+                <w:lang w:val="en-US"/>
+              </w:rPr>
+            </w:pPr>
+          </w:p>
+        </w:tc>
+      </w:tr>
+      <w:tr>
+        <w:tc>
+          <w:tcPr>
+            <w:tcW w:w="2830" w:type="dxa"/>
+            <w:gridSpan w:val="2"/>
+            <w:tcBorders>
+              <w:top w:val="single" w:sz="24" w:space="0" w:color="auto"/>
+              <w:bottom w:val="single" w:sz="24" w:space="0" w:color="EE0000"/>
+            </w:tcBorders>
+          </w:tcPr>
+          <w:p>
+            <w:pPr>
+              <w:rPr>
+                <w:lang w:val="en-US"/>
+              </w:rPr>
+            </w:pPr>
+          </w:p>
+        </w:tc>
+        <w:tc>
+          <w:tcPr>
+            <w:tcW w:w="7626" w:type="dxa"/>
+            <w:gridSpan w:val="2"/>
+            <w:tcBorders>
+              <w:top w:val="single" w:sz="24" w:space="0" w:color="auto"/>
+              <w:bottom w:val="single" w:sz="24" w:space="0" w:color="EE0000"/>
+            </w:tcBorders>
+          </w:tcPr>
+          <w:p>
+            <w:pPr>
+              <w:rPr>
+                <w:lang w:val="en-US"/>
+              </w:rPr>
+            </w:pPr>
+          </w:p>
+        </w:tc>
+      </w:tr>
+      <w:tr>
+        <w:tc>
+          <w:tcPr>
+            <w:tcW w:w="2830" w:type="dxa"/>
+            <w:gridSpan w:val="2"/>
+            <w:tcBorders>
+              <w:top w:val="single" w:sz="24" w:space="0" w:color="EE0000"/>
+              <w:left w:val="single" w:sz="24" w:space="0" w:color="EE0000"/>
+            </w:tcBorders>
+          </w:tcPr>
+          <w:p>
+            <w:pPr>
+              <w:rPr>
+                <w:lang w:val="en-US"/>
+              </w:rPr>
+            </w:pPr>
+            <w:r>
+              <w:rPr>
+                <w:lang w:val="en-US"/>
+              </w:rPr>
+              <w:t>Search Identifier</w:t>
+            </w:r>
+          </w:p>
+        </w:tc>
+        <w:tc>
+          <w:tcPr>
+            <w:tcW w:w="7626" w:type="dxa"/>
+            <w:gridSpan w:val="2"/>
+            <w:tcBorders>
+              <w:top w:val="single" w:sz="24" w:space="0" w:color="EE0000"/>
+              <w:right w:val="single" w:sz="24" w:space="0" w:color="EE0000"/>
+            </w:tcBorders>
+          </w:tcPr>
+          <w:p>
+            <w:pPr>
+              <w:rPr>
+                <w:lang w:val="en-US"/>
+              </w:rPr>
+            </w:pPr>
+            <w:r>
+              <w:rPr>
+                <w:lang w:val="en-US"/>
+              </w:rPr>
+              <w:t>A</w:t>
+            </w:r>
+          </w:p>
+        </w:tc>
+      </w:tr>
+      <w:tr>
+        <w:tc>
+          <w:tcPr>
+            <w:tcW w:w="2830" w:type="dxa"/>
+            <w:gridSpan w:val="2"/>
+            <w:tcBorders>
+              <w:left w:val="single" w:sz="24" w:space="0" w:color="EE0000"/>
+            </w:tcBorders>
+          </w:tcPr>
+          <w:p>
+            <w:pPr>
+              <w:rPr>
+                <w:lang w:val="en-US"/>
+              </w:rPr>
+            </w:pPr>
+            <w:r>
+              <w:rPr>
+                <w:lang w:val="en-US"/>
+              </w:rPr>
+              <w:t>Scientist</w:t>
+            </w:r>
+          </w:p>
+        </w:tc>
+        <w:tc>
+          <w:tcPr>
+            <w:tcW w:w="7626" w:type="dxa"/>
+            <w:gridSpan w:val="2"/>
+            <w:tcBorders>
+              <w:right w:val="single" w:sz="24" w:space="0" w:color="EE0000"/>
+            </w:tcBorders>
+          </w:tcPr>
+          <w:p>
+            <w:pPr>
+              <w:rPr>
+                <w:lang w:val="en-US"/>
+              </w:rPr>
+            </w:pPr>
+            <w:r>
+              <w:rPr>
+                <w:lang w:val="en-US"/>
+              </w:rPr>
+              <w:t>Doris Braun</w:t>
+            </w:r>
+          </w:p>
+        </w:tc>
+      </w:tr>
+      <w:tr>
+        <w:tc>
+          <w:tcPr>
+            <w:tcW w:w="2830" w:type="dxa"/>
+            <w:gridSpan w:val="2"/>
+            <w:tcBorders>
+              <w:left w:val="single" w:sz="24" w:space="0" w:color="EE0000"/>
+            </w:tcBorders>
+          </w:tcPr>
+          <w:p>
+            <w:pPr>
+              <w:rPr>
+                <w:lang w:val="en-US"/>
+              </w:rPr>
+            </w:pPr>
+            <w:r>
+              <w:rPr>
+                <w:lang w:val="en-US"/>
+              </w:rPr>
+              <w:t>Date</w:t>
+            </w:r>
+          </w:p>
+        </w:tc>
+        <w:tc>
+          <w:tcPr>
+            <w:tcW w:w="7626" w:type="dxa"/>
+            <w:gridSpan w:val="2"/>
+            <w:tcBorders>
+              <w:right w:val="single" w:sz="24" w:space="0" w:color="EE0000"/>
+            </w:tcBorders>
+          </w:tcPr>
+          <w:p>
+            <w:pPr>
+              <w:rPr>
+                <w:lang w:val="en-US"/>
+              </w:rPr>
+            </w:pPr>
+            <w:r>
+              <w:rPr>
+                <w:lang w:val="en-US"/>
+              </w:rPr>
+              <w:t>2011</w:t>
+            </w:r>
+          </w:p>
+        </w:tc>
+      </w:tr>
+      <w:tr>
+        <w:tc>
+          <w:tcPr>
+            <w:tcW w:w="2830" w:type="dxa"/>
+            <w:gridSpan w:val="2"/>
+            <w:tcBorders>
+              <w:left w:val="single" w:sz="24" w:space="0" w:color="EE0000"/>
+              <w:bottom w:val="single" w:sz="24" w:space="0" w:color="EE0000"/>
+            </w:tcBorders>
+          </w:tcPr>
+          <w:p>
+            <w:pPr>
+              <w:rPr>
+                <w:lang w:val="en-US"/>
+              </w:rPr>
+            </w:pPr>
+            <w:r>
+              <w:rPr>
+                <w:lang w:val="en-US"/>
+              </w:rPr>
+              <w:t>Publication</w:t>
+            </w:r>
+          </w:p>
+        </w:tc>
+        <w:tc>
+          <w:tcPr>
+            <w:tcW w:w="7626" w:type="dxa"/>
+            <w:gridSpan w:val="2"/>
+            <w:tcBorders>
+              <w:bottom w:val="single" w:sz="24" w:space="0" w:color="EE0000"/>
+              <w:right w:val="single" w:sz="24" w:space="0" w:color="EE0000"/>
+            </w:tcBorders>
+          </w:tcPr>
+          <w:p>
+            <w:pPr>
+              <w:rPr>
+                <w:lang w:val="en-US"/>
+              </w:rPr>
+            </w:pPr>
+            <w:r>
+              <w:rPr>
+                <w:lang w:val="en-US"/>
+              </w:rPr>
+              <w:t>Braun DE, Karamertzanis PG, Price SL 2011. Chem Commun 47, 5443-5445.</w:t>
+            </w:r>
+          </w:p>
+        </w:tc>
+      </w:tr>
+      <w:tr>
+        <w:tc>
+          <w:tcPr>
+            <w:tcW w:w="2830" w:type="dxa"/>
+            <w:gridSpan w:val="2"/>
+            <w:tcBorders>
+              <w:top w:val="single" w:sz="24" w:space="0" w:color="EE0000"/>
+              <w:left w:val="single" w:sz="24" w:space="0" w:color="EE0000"/>
+            </w:tcBorders>
+          </w:tcPr>
+          <w:p>
+            <w:pPr>
+              <w:rPr>
+                <w:lang w:val="en-US"/>
+              </w:rPr>
+            </w:pPr>
+            <w:r>
+              <w:rPr>
+                <w:lang w:val="en-US"/>
+              </w:rPr>
+              <w:t>Energy model</w:t>
+            </w:r>
+          </w:p>
+        </w:tc>
+        <w:tc>
+          <w:tcPr>
+            <w:tcW w:w="7626" w:type="dxa"/>
+            <w:gridSpan w:val="2"/>
+            <w:tcBorders>
+              <w:top w:val="single" w:sz="24" w:space="0" w:color="EE0000"/>
+              <w:right w:val="single" w:sz="24" w:space="0" w:color="EE0000"/>
+            </w:tcBorders>
+          </w:tcPr>
+          <w:p>
+            <w:pPr>
+              <w:rPr>
+                <w:lang w:val="en-US"/>
+              </w:rPr>
+            </w:pPr>
+            <w:r>
+              <w:rPr>
+                <w:lang w:val="en-US"/>
+              </w:rPr>
+              <w:t>1</w:t>
+            </w:r>
+          </w:p>
+        </w:tc>
+      </w:tr>
+      <w:tr>
+        <w:tc>
+          <w:tcPr>
+            <w:tcW w:w="2830" w:type="dxa"/>
+            <w:gridSpan w:val="2"/>
+            <w:tcBorders>
+              <w:left w:val="single" w:sz="24" w:space="0" w:color="EE0000"/>
+            </w:tcBorders>
+          </w:tcPr>
+          <w:p>
+            <w:pPr>
+              <w:rPr>
+                <w:lang w:val="en-US"/>
+              </w:rPr>
+            </w:pPr>
+            <w:r>
+              <w:rPr>
+                <w:lang w:val="en-US"/>
+              </w:rPr>
+              <w:t>Study_ID</w:t>
+            </w:r>
+          </w:p>
+        </w:tc>
+        <w:tc>
+          <w:tcPr>
+            <w:tcW w:w="7626" w:type="dxa"/>
+            <w:gridSpan w:val="2"/>
+            <w:tcBorders>
+              <w:right w:val="single" w:sz="24" w:space="0" w:color="EE0000"/>
+            </w:tcBorders>
+          </w:tcPr>
+          <w:p>
+            <w:pPr>
+              <w:rPr>
+                <w:lang w:val="en-US"/>
+              </w:rPr>
+            </w:pPr>
+            <w:r>
+              <w:rPr>
+                <w:lang w:val="en-US"/>
+              </w:rPr>
+              <w:t>30</w:t>
+            </w:r>
+          </w:p>
+        </w:tc>
+      </w:tr>
+      <w:tr>
+        <w:tc>
+          <w:tcPr>
+            <w:tcW w:w="2830" w:type="dxa"/>
+            <w:gridSpan w:val="2"/>
+            <w:tcBorders>
+              <w:left w:val="single" w:sz="24" w:space="0" w:color="EE0000"/>
+            </w:tcBorders>
+          </w:tcPr>
+          <w:p>
+            <w:pPr>
+              <w:rPr>
+                <w:lang w:val="en-US"/>
+              </w:rPr>
+            </w:pPr>
+            <w:r>
+              <w:rPr>
+                <w:lang w:val="en-US"/>
+              </w:rPr>
+              <w:t>Programs</w:t>
+            </w:r>
+          </w:p>
+        </w:tc>
+        <w:tc>
+          <w:tcPr>
+            <w:tcW w:w="7626" w:type="dxa"/>
+            <w:gridSpan w:val="2"/>
+            <w:tcBorders>
+              <w:right w:val="single" w:sz="24" w:space="0" w:color="EE0000"/>
+            </w:tcBorders>
+          </w:tcPr>
+          <w:p>
+            <w:pPr>
+              <w:rPr>
+                <w:lang w:val="en-US"/>
+              </w:rPr>
+            </w:pPr>
+            <w:r>
+              <w:rPr>
+                <w:lang w:val="en-US"/>
+              </w:rPr>
+              <w:t>CrystalPredictor, CrystalOptimizer, DMACRYS (2.0.4)</w:t>
+            </w:r>
+          </w:p>
+        </w:tc>
+      </w:tr>
+      <w:tr>
+        <w:tc>
+          <w:tcPr>
+            <w:tcW w:w="2830" w:type="dxa"/>
+            <w:gridSpan w:val="2"/>
+            <w:tcBorders>
+              <w:left w:val="single" w:sz="24" w:space="0" w:color="EE0000"/>
+            </w:tcBorders>
+          </w:tcPr>
+          <w:p>
+            <w:pPr>
+              <w:rPr>
+                <w:lang w:val="en-US"/>
+              </w:rPr>
+            </w:pPr>
+            <w:r>
+              <w:rPr>
+                <w:lang w:val="en-US"/>
+              </w:rPr>
+              <w:t>Location on S Drive</w:t>
+            </w:r>
+          </w:p>
+        </w:tc>
+        <w:tc>
+          <w:tcPr>
+            <w:tcW w:w="7626" w:type="dxa"/>
+            <w:gridSpan w:val="2"/>
+            <w:tcBorders>
+              <w:right w:val="single" w:sz="24" w:space="0" w:color="EE0000"/>
+            </w:tcBorders>
+          </w:tcPr>
+          <w:p>
+            <w:pPr>
+              <w:rPr>
+                <w:lang w:val="en-US"/>
+              </w:rPr>
+            </w:pPr>
+            <w:r>
+              <w:rPr>
+                <w:lang w:val="en-US"/>
+              </w:rPr>
+              <w:t>\CHEMISTRY_CPOSS\GentisicAcid\dihydrate_PCM</w:t>
+            </w:r>
+          </w:p>
+        </w:tc>
+      </w:tr>
+      <w:tr>
+        <w:tc>
+          <w:tcPr>
+            <w:tcW w:w="2830" w:type="dxa"/>
+            <w:gridSpan w:val="2"/>
+            <w:tcBorders>
+              <w:left w:val="single" w:sz="24" w:space="0" w:color="EE0000"/>
+            </w:tcBorders>
+          </w:tcPr>
+          <w:p>
+            <w:pPr>
+              <w:rPr>
+                <w:lang w:val="en-US"/>
+              </w:rPr>
+            </w:pPr>
+            <w:r>
+              <w:rPr>
+                <w:lang w:val="en-US"/>
+              </w:rPr>
+              <w:t>Potential Description</w:t>
+            </w:r>
+          </w:p>
+        </w:tc>
+        <w:tc>
+          <w:tcPr>
+            <w:tcW w:w="7626" w:type="dxa"/>
+            <w:gridSpan w:val="2"/>
+            <w:tcBorders>
+              <w:right w:val="single" w:sz="24" w:space="0" w:color="EE0000"/>
+            </w:tcBorders>
+          </w:tcPr>
+          <w:p>
+            <w:pPr>
+              <w:rPr>
+                <w:lang w:val="en-US"/>
+              </w:rPr>
+            </w:pPr>
+            <w:r>
+              <w:rPr>
+                <w:lang w:val="en-US"/>
+              </w:rPr>
+              <w:t>GDMA2.2(PCMdielectric3(PBE0/aug-cc-pVTZ)) + FIT</w:t>
+            </w:r>
+          </w:p>
+        </w:tc>
+      </w:tr>
+      <w:tr>
+        <w:tc>
+          <w:tcPr>
+            <w:tcW w:w="2830" w:type="dxa"/>
+            <w:gridSpan w:val="2"/>
+            <w:tcBorders>
+              <w:left w:val="single" w:sz="24" w:space="0" w:color="EE0000"/>
+              <w:bottom w:val="single" w:sz="24" w:space="0" w:color="EE0000"/>
+            </w:tcBorders>
+          </w:tcPr>
+          <w:p>
+            <w:pPr>
+              <w:rPr>
+                <w:lang w:val="en-US"/>
+              </w:rPr>
+            </w:pPr>
+            <w:r>
+              <w:rPr>
+                <w:lang w:val="en-US"/>
+              </w:rPr>
+              <w:t>Intramolecular Description</w:t>
+            </w:r>
+          </w:p>
+        </w:tc>
+        <w:tc>
+          <w:tcPr>
+            <w:tcW w:w="7626" w:type="dxa"/>
+            <w:gridSpan w:val="2"/>
+            <w:tcBorders>
+              <w:bottom w:val="single" w:sz="24" w:space="0" w:color="EE0000"/>
+              <w:right w:val="single" w:sz="24" w:space="0" w:color="EE0000"/>
+            </w:tcBorders>
+          </w:tcPr>
+          <w:p>
+            <w:pPr>
+              <w:rPr>
+                <w:lang w:val="en-US"/>
+              </w:rPr>
+            </w:pPr>
+            <w:r>
+              <w:rPr>
+                <w:lang w:val="en-US"/>
+              </w:rPr>
+              <w:t xml:space="preserve"> PCMdielectric=3(PBE1PBE/aug-cc-pVTZ)</w:t>
+            </w:r>
+          </w:p>
+        </w:tc>
+      </w:tr>
     </w:tbl>
+    <w:p>
+      <w:pPr>
+        <w:rPr>
+          <w:lang w:val="en-US"/>
+        </w:rPr>
+      </w:pPr>
+    </w:p>
     <w:p>
       <w:pPr>
         <w:rPr>
@@ -1563,6 +4173,159 @@
           </wp:inline>
         </w:drawing>
       </w:r>
+      <w:r>
+        <w:rPr>
+          <w:noProof/>
+          <w:lang w:val="en-US"/>
+        </w:rPr>
+        <w:drawing>
+          <wp:inline distT="0" distB="0" distL="0" distR="0" wp14:anchorId="32762D99" wp14:editId="649B0291">
+            <wp:extent cx="2160000" cy="1568063"/>
+            <wp:effectExtent l="0" t="0" r="0" b="0"/>
+            <wp:docPr id="2093943035" name="Picture 1"/>
+            <wp:cNvGraphicFramePr>
+              <a:graphicFrameLocks xmlns:a="http://schemas.openxmlformats.org/drawingml/2006/main" noChangeAspect="1"/>
+            </wp:cNvGraphicFramePr>
+            <a:graphic xmlns:a="http://schemas.openxmlformats.org/drawingml/2006/main">
+              <a:graphicData uri="http://schemas.openxmlformats.org/drawingml/2006/picture">
+                <pic:pic xmlns:pic="http://schemas.openxmlformats.org/drawingml/2006/picture">
+                  <pic:nvPicPr>
+                    <pic:cNvPr id="0" name="Picture 3"/>
+                    <pic:cNvPicPr>
+                      <a:picLocks noChangeAspect="1" noChangeArrowheads="1"/>
+                    </pic:cNvPicPr>
+                  </pic:nvPicPr>
+                  <pic:blipFill>
+                    <a:blip r:embed="rId10" cstate="print">
+                      <a:extLst>
+                        <a:ext uri="{28A0092B-C50C-407E-A947-70E740481C1C}">
+                          <a14:useLocalDpi xmlns:a14="http://schemas.microsoft.com/office/drawing/2010/main" val="0"/>
+                        </a:ext>
+                      </a:extLst>
+                    </a:blip>
+                    <a:srcRect/>
+                    <a:stretch>
+                      <a:fillRect/>
+                    </a:stretch>
+                  </pic:blipFill>
+                  <pic:spPr bwMode="auto">
+                    <a:xfrm>
+                      <a:off x="0" y="0"/>
+                      <a:ext cx="2160000" cy="1568063"/>
+                    </a:xfrm>
+                    <a:prstGeom prst="rect">
+                      <a:avLst/>
+                    </a:prstGeom>
+                    <a:noFill/>
+                  </pic:spPr>
+                </pic:pic>
+              </a:graphicData>
+            </a:graphic>
+          </wp:inline>
+        </w:drawing>
+      </w:r>
+      <w:r>
+        <w:rPr>
+          <w:noProof/>
+          <w:lang w:val="en-US"/>
+        </w:rPr>
+        <w:drawing>
+          <wp:inline distT="0" distB="0" distL="0" distR="0" wp14:anchorId="1B56B007" wp14:editId="66003033">
+            <wp:extent cx="2160000" cy="1568063"/>
+            <wp:effectExtent l="0" t="0" r="0" b="0"/>
+            <wp:docPr id="1036171095" name="Picture 2"/>
+            <wp:cNvGraphicFramePr>
+              <a:graphicFrameLocks xmlns:a="http://schemas.openxmlformats.org/drawingml/2006/main" noChangeAspect="1"/>
+            </wp:cNvGraphicFramePr>
+            <a:graphic xmlns:a="http://schemas.openxmlformats.org/drawingml/2006/main">
+              <a:graphicData uri="http://schemas.openxmlformats.org/drawingml/2006/picture">
+                <pic:pic xmlns:pic="http://schemas.openxmlformats.org/drawingml/2006/picture">
+                  <pic:nvPicPr>
+                    <pic:cNvPr id="0" name="Picture 4"/>
+                    <pic:cNvPicPr>
+                      <a:picLocks noChangeAspect="1" noChangeArrowheads="1"/>
+                    </pic:cNvPicPr>
+                  </pic:nvPicPr>
+                  <pic:blipFill>
+                    <a:blip r:embed="rId11" cstate="print">
+                      <a:extLst>
+                        <a:ext uri="{28A0092B-C50C-407E-A947-70E740481C1C}">
+                          <a14:useLocalDpi xmlns:a14="http://schemas.microsoft.com/office/drawing/2010/main" val="0"/>
+                        </a:ext>
+                      </a:extLst>
+                    </a:blip>
+                    <a:srcRect/>
+                    <a:stretch>
+                      <a:fillRect/>
+                    </a:stretch>
+                  </pic:blipFill>
+                  <pic:spPr bwMode="auto">
+                    <a:xfrm>
+                      <a:off x="0" y="0"/>
+                      <a:ext cx="2160000" cy="1568063"/>
+                    </a:xfrm>
+                    <a:prstGeom prst="rect">
+                      <a:avLst/>
+                    </a:prstGeom>
+                    <a:noFill/>
+                  </pic:spPr>
+                </pic:pic>
+              </a:graphicData>
+            </a:graphic>
+          </wp:inline>
+        </w:drawing>
+      </w:r>
+      <w:r>
+        <w:rPr>
+          <w:noProof/>
+          <w:lang w:val="en-US"/>
+        </w:rPr>
+        <w:drawing>
+          <wp:inline distT="0" distB="0" distL="0" distR="0" wp14:anchorId="4781ED54" wp14:editId="0A78E7C3">
+            <wp:extent cx="2160000" cy="1568063"/>
+            <wp:effectExtent l="0" t="0" r="0" b="0"/>
+            <wp:docPr id="1095797438" name="Picture 3"/>
+            <wp:cNvGraphicFramePr>
+              <a:graphicFrameLocks xmlns:a="http://schemas.openxmlformats.org/drawingml/2006/main" noChangeAspect="1"/>
+            </wp:cNvGraphicFramePr>
+            <a:graphic xmlns:a="http://schemas.openxmlformats.org/drawingml/2006/main">
+              <a:graphicData uri="http://schemas.openxmlformats.org/drawingml/2006/picture">
+                <pic:pic xmlns:pic="http://schemas.openxmlformats.org/drawingml/2006/picture">
+                  <pic:nvPicPr>
+                    <pic:cNvPr id="0" name="Picture 5"/>
+                    <pic:cNvPicPr>
+                      <a:picLocks noChangeAspect="1" noChangeArrowheads="1"/>
+                    </pic:cNvPicPr>
+                  </pic:nvPicPr>
+                  <pic:blipFill>
+                    <a:blip r:embed="rId12" cstate="print">
+                      <a:extLst>
+                        <a:ext uri="{28A0092B-C50C-407E-A947-70E740481C1C}">
+                          <a14:useLocalDpi xmlns:a14="http://schemas.microsoft.com/office/drawing/2010/main" val="0"/>
+                        </a:ext>
+                      </a:extLst>
+                    </a:blip>
+                    <a:srcRect/>
+                    <a:stretch>
+                      <a:fillRect/>
+                    </a:stretch>
+                  </pic:blipFill>
+                  <pic:spPr bwMode="auto">
+                    <a:xfrm>
+                      <a:off x="0" y="0"/>
+                      <a:ext cx="2160000" cy="1568063"/>
+                    </a:xfrm>
+                    <a:prstGeom prst="rect">
+                      <a:avLst/>
+                    </a:prstGeom>
+                    <a:noFill/>
+                  </pic:spPr>
+                </pic:pic>
+              </a:graphicData>
+            </a:graphic>
+          </wp:inline>
+        </w:drawing>
+      </w:r>
     </w:p>
     <w:p>
       <w:pPr>
@@ -1584,19 +4347,29 @@
       <w:r>
         <w:t xml:space="preserve">.  Crystal energy landscape of </w:t>
       </w:r>
-      <w:proofErr w:type="spellStart"/>
       <w:r>
-        <w:t>Gentisic</w:t>
-      </w:r>
-      <w:proofErr w:type="spellEnd"/>
-      <w:r>
-        <w:t xml:space="preserve"> Acid</w:t>
+        <w:t>Gentisic Acid</w:t>
       </w:r>
       <w:r>
         <w:t xml:space="preserve"> from previous work.</w:t>
       </w:r>
       <w:r>
-        <w:t xml:space="preserve">  Left: Z’=1 search; Energy model A1.  Right: Z’=2 search; Energy model B1.</w:t>
+        <w:t xml:space="preserve">  </w:t>
+      </w:r>
+      <w:r>
+        <w:t xml:space="preserve">Top </w:t>
+      </w:r>
+      <w:r>
+        <w:t xml:space="preserve">Left: Z’=1 search; Energy model A1.  </w:t>
+      </w:r>
+      <w:r>
+        <w:t xml:space="preserve">Top </w:t>
+      </w:r>
+      <w:r>
+        <w:t>Right: Z’=2 search; Energy model B1.</w:t>
+      </w:r>
+      <w:r>
+        <w:t xml:space="preserve">  Bottom row l-r: hemihydrate, monohydrate, dihydrate.</w:t>
       </w:r>
     </w:p>
     <w:p>
@@ -1670,13 +4443,8 @@
       <w:r>
         <w:t xml:space="preserve">CSD entries for </w:t>
       </w:r>
-      <w:proofErr w:type="spellStart"/>
       <w:r>
-        <w:t>Gentisic</w:t>
-      </w:r>
-      <w:proofErr w:type="spellEnd"/>
-      <w:r>
-        <w:t xml:space="preserve"> Acid</w:t>
+        <w:t>Gentisic Acid</w:t>
       </w:r>
       <w:r>
         <w:t>.  Different polymorphs are coloured differently.</w:t>
@@ -3965,6 +6733,7 @@
               <w:rPr>
                 <w:lang w:val="en-US"/>
               </w:rPr>
+              <w:lastRenderedPageBreak/>
               <w:t>BESKAL09</w:t>
             </w:r>
           </w:p>
@@ -4816,7 +7585,6 @@
               <w:rPr>
                 <w:lang w:val="en-US"/>
               </w:rPr>
-              <w:lastRenderedPageBreak/>
               <w:t>BESKAL13</w:t>
             </w:r>
           </w:p>
@@ -5329,13 +8097,8 @@
       <w:r>
         <w:t xml:space="preserve">.  Experimental information for CSD entries for </w:t>
       </w:r>
-      <w:proofErr w:type="spellStart"/>
       <w:r>
-        <w:t>Gentisic</w:t>
-      </w:r>
-      <w:proofErr w:type="spellEnd"/>
-      <w:r>
-        <w:t xml:space="preserve"> Acid</w:t>
+        <w:t>Gentisic Acid</w:t>
       </w:r>
       <w:r>
         <w:t>.</w:t>
